--- a/docs/downloads/cyrus-ingerson-scofield/doc_0081.docx
+++ b/docs/downloads/cyrus-ingerson-scofield/doc_0081.docx
@@ -1,184 +1,319 @@
 
 <file path=word/document.xml><?xml version="1.0" encoding="utf-8"?>
-<w:document xmlns:wpc="http://schemas.microsoft.com/office/word/2010/wordprocessingCanvas" xmlns:cx="http://schemas.microsoft.com/office/drawing/2014/chartex" xmlns:cx1="http://schemas.microsoft.com/office/drawing/2015/9/8/chartex" xmlns:cx2="http://schemas.microsoft.com/office/drawing/2015/10/21/chartex" xmlns:cx3="http://schemas.microsoft.com/office/drawing/2016/5/9/chartex" xmlns:cx4="http://schemas.microsoft.com/office/drawing/2016/5/10/chartex" xmlns:cx5="http://schemas.microsoft.com/office/drawing/2016/5/11/chartex" xmlns:cx6="http://schemas.microsoft.com/office/drawing/2016/5/12/chartex" xmlns:cx7="http://schemas.microsoft.com/office/drawing/2016/5/13/chartex" xmlns:cx8="http://schemas.microsoft.com/office/drawing/2016/5/14/chartex" xmlns:mc="http://schemas.openxmlformats.org/markup-compatibility/2006" xmlns:aink="http://schemas.microsoft.com/office/drawing/2016/ink" xmlns:am3d="http://schemas.microsoft.com/office/drawing/2017/model3d" xmlns:o="urn:schemas-microsoft-com:office:office" xmlns:r="http://schemas.openxmlformats.org/officeDocument/2006/relationships" xmlns:m="http://schemas.openxmlformats.org/officeDocument/2006/math" xmlns:v="urn:schemas-microsoft-com:vml" xmlns:wp14="http://schemas.microsoft.com/office/word/2010/wordprocessingDrawing" xmlns:wp="http://schemas.openxmlformats.org/drawingml/2006/wordprocessingDrawing" xmlns:w10="urn:schemas-microsoft-com:office:word" xmlns:w="http://schemas.openxmlformats.org/wordprocessingml/2006/main" xmlns:w14="http://schemas.microsoft.com/office/word/2010/wordml" xmlns:w15="http://schemas.microsoft.com/office/word/2012/wordml" xmlns:w16cid="http://schemas.microsoft.com/office/word/2016/wordml/cid" xmlns:w16se="http://schemas.microsoft.com/office/word/2015/wordml/symex" xmlns:wpg="http://schemas.microsoft.com/office/word/2010/wordprocessingGroup" xmlns:wpi="http://schemas.microsoft.com/office/word/2010/wordprocessingInk" xmlns:wne="http://schemas.microsoft.com/office/word/2006/wordml" xmlns:wps="http://schemas.microsoft.com/office/word/2010/wordprocessingShape" mc:Ignorable="w14 w15 w16se w16cid wp14">
+<w:document xmlns:wpc="http://schemas.microsoft.com/office/word/2010/wordprocessingCanvas" xmlns:cx="http://schemas.microsoft.com/office/drawing/2014/chartex" xmlns:cx1="http://schemas.microsoft.com/office/drawing/2015/9/8/chartex" xmlns:cx2="http://schemas.microsoft.com/office/drawing/2015/10/21/chartex" xmlns:cx3="http://schemas.microsoft.com/office/drawing/2016/5/9/chartex" xmlns:cx4="http://schemas.microsoft.com/office/drawing/2016/5/10/chartex" xmlns:cx5="http://schemas.microsoft.com/office/drawing/2016/5/11/chartex" xmlns:cx6="http://schemas.microsoft.com/office/drawing/2016/5/12/chartex" xmlns:cx7="http://schemas.microsoft.com/office/drawing/2016/5/13/chartex" xmlns:cx8="http://schemas.microsoft.com/office/drawing/2016/5/14/chartex" xmlns:mc="http://schemas.openxmlformats.org/markup-compatibility/2006" xmlns:aink="http://schemas.microsoft.com/office/drawing/2016/ink" xmlns:am3d="http://schemas.microsoft.com/office/drawing/2017/model3d" xmlns:o="urn:schemas-microsoft-com:office:office" xmlns:oel="http://schemas.microsoft.com/office/2019/extlst" xmlns:r="http://schemas.openxmlformats.org/officeDocument/2006/relationships" xmlns:m="http://schemas.openxmlformats.org/officeDocument/2006/math" xmlns:v="urn:schemas-microsoft-com:vml" xmlns:wp14="http://schemas.microsoft.com/office/word/2010/wordprocessingDrawing" xmlns:wp="http://schemas.openxmlformats.org/drawingml/2006/wordprocessingDrawing" xmlns:w10="urn:schemas-microsoft-com:office:word" xmlns:w="http://schemas.openxmlformats.org/wordprocessingml/2006/main" xmlns:w14="http://schemas.microsoft.com/office/word/2010/wordml" xmlns:w15="http://schemas.microsoft.com/office/word/2012/wordml" xmlns:w16cex="http://schemas.microsoft.com/office/word/2018/wordml/cex" xmlns:w16cid="http://schemas.microsoft.com/office/word/2016/wordml/cid" xmlns:w16="http://schemas.microsoft.com/office/word/2018/wordml" xmlns:w16du="http://schemas.microsoft.com/office/word/2023/wordml/word16du" xmlns:w16sdtdh="http://schemas.microsoft.com/office/word/2020/wordml/sdtdatahash" xmlns:w16se="http://schemas.microsoft.com/office/word/2015/wordml/symex" xmlns:wpg="http://schemas.microsoft.com/office/word/2010/wordprocessingGroup" xmlns:wpi="http://schemas.microsoft.com/office/word/2010/wordprocessingInk" xmlns:wne="http://schemas.microsoft.com/office/word/2006/wordml" xmlns:wps="http://schemas.microsoft.com/office/word/2010/wordprocessingShape" mc:Ignorable="w14 w15 w16se w16cid w16 w16cex w16sdtdh w16du wp14">
   <w:body>
     <w:p>
       <w:pPr>
-        <w:jc w:val="both"/>
-        <w:rPr>
-          <w:rtl/>
-          <w:lang w:bidi="ar-AE"/>
+        <w:rPr>
+          <w:rtl/>
+          <w:lang w:bidi="ar-LB"/>
         </w:rPr>
       </w:pPr>
       <w:r>
         <w:rPr>
           <w:rtl/>
-          <w:lang w:bidi="ar-AE"/>
+          <w:lang w:bidi="ar-LB"/>
         </w:rPr>
         <w:fldChar w:fldCharType="begin"/>
       </w:r>
       <w:r>
         <w:rPr>
-          <w:rtl/>
-          <w:lang w:bidi="ar-AE"/>
-        </w:rPr>
-        <w:instrText xml:space="preserve"> </w:instrText>
-      </w:r>
-      <w:r>
-        <w:rPr>
-          <w:lang w:bidi="ar-AE"/>
+          <w:lang w:bidi="ar-LB"/>
         </w:rPr>
         <w:instrText>HYPERLINK</w:instrText>
       </w:r>
       <w:r>
         <w:rPr>
           <w:rtl/>
-          <w:lang w:bidi="ar-AE"/>
+          <w:lang w:bidi="ar-LB"/>
         </w:rPr>
         <w:instrText xml:space="preserve"> "</w:instrText>
       </w:r>
       <w:r>
         <w:rPr>
-          <w:lang w:bidi="ar-AE"/>
+          <w:lang w:bidi="ar-LB"/>
         </w:rPr>
         <w:instrText>https://www.bibelkommentare.de/kommentare/569/das-wort-der-wahrheit-recht-teilen</w:instrText>
       </w:r>
       <w:r>
         <w:rPr>
           <w:rtl/>
-          <w:lang w:bidi="ar-AE"/>
-        </w:rPr>
-        <w:instrText xml:space="preserve">" </w:instrText>
-      </w:r>
-      <w:r>
-        <w:rPr>
-          <w:rtl/>
-          <w:lang w:bidi="ar-AE"/>
-        </w:rPr>
-      </w:r>
-      <w:r>
-        <w:rPr>
-          <w:rtl/>
-          <w:lang w:bidi="ar-AE"/>
+          <w:lang w:bidi="ar-LB"/>
+        </w:rPr>
+        <w:instrText>"</w:instrText>
+      </w:r>
+      <w:r>
+        <w:rPr>
+          <w:rtl/>
+          <w:lang w:bidi="ar-LB"/>
+        </w:rPr>
+      </w:r>
+      <w:r>
+        <w:rPr>
+          <w:rtl/>
+          <w:lang w:bidi="ar-LB"/>
         </w:rPr>
         <w:fldChar w:fldCharType="separate"/>
       </w:r>
       <w:r>
         <w:rPr>
           <w:rStyle w:val="Hyperlink"/>
-          <w:rFonts w:hint="cs"/>
-          <w:rtl/>
-          <w:lang w:bidi="ar-AE"/>
-        </w:rPr>
-        <w:t>توصيل الكلمة بالطريقة الصحيحة</w:t>
-      </w:r>
-      <w:r>
-        <w:rPr>
-          <w:rtl/>
-          <w:lang w:bidi="ar-AE"/>
+          <w:rtl/>
+          <w:lang w:bidi="ar-LB"/>
+        </w:rPr>
+        <w:t>كيف نخبر بكلمة الحق</w:t>
+      </w:r>
+      <w:r>
+        <w:rPr>
+          <w:rStyle w:val="Hyperlink"/>
+          <w:rFonts w:hint="cs"/>
+          <w:rtl/>
+          <w:lang w:bidi="ar-LB"/>
+        </w:rPr>
+        <w:t xml:space="preserve"> بالاستقامة</w:t>
+      </w:r>
+      <w:r>
+        <w:rPr>
+          <w:rtl/>
+          <w:lang w:bidi="ar-LB"/>
         </w:rPr>
         <w:fldChar w:fldCharType="end"/>
       </w:r>
     </w:p>
     <w:p>
       <w:pPr>
-        <w:jc w:val="both"/>
-        <w:rPr>
-          <w:rtl/>
-          <w:lang w:bidi="ar-AE"/>
+        <w:bidi w:val="0"/>
+        <w:rPr>
+          <w:lang w:bidi="ar-LB"/>
         </w:rPr>
       </w:pPr>
       <w:r>
         <w:rPr>
-          <w:lang w:bidi="ar-AE"/>
-        </w:rPr>
-        <w:t xml:space="preserve">Cyrus </w:t>
-      </w:r>
-      <w:proofErr w:type="spellStart"/>
-      <w:r>
-        <w:rPr>
-          <w:lang w:bidi="ar-AE"/>
-        </w:rPr>
-        <w:t>Ingerson</w:t>
-      </w:r>
-      <w:proofErr w:type="spellEnd"/>
-      <w:r>
-        <w:rPr>
-          <w:lang w:bidi="ar-AE"/>
-        </w:rPr>
-        <w:t xml:space="preserve"> Scofield</w:t>
+          <w:lang w:bidi="ar-LB"/>
+        </w:rPr>
+        <w:t>Cyrus Ingerson Scofield</w:t>
       </w:r>
     </w:p>
     <w:p>
       <w:pPr>
-        <w:jc w:val="both"/>
-        <w:rPr>
-          <w:rtl/>
-          <w:lang w:bidi="ar-AE"/>
+        <w:rPr>
+          <w:rtl/>
+          <w:lang w:bidi="ar-LB"/>
         </w:rPr>
       </w:pPr>
       <w:r>
         <w:rPr>
           <w:rFonts w:hint="cs"/>
           <w:rtl/>
-          <w:lang w:bidi="ar-AE"/>
-        </w:rPr>
-        <w:t>تمهيد</w:t>
+          <w:lang w:bidi="ar-LB"/>
+        </w:rPr>
+        <w:t>مقدمة</w:t>
       </w:r>
     </w:p>
     <w:p>
       <w:pPr>
-        <w:jc w:val="both"/>
-        <w:rPr>
-          <w:rtl/>
-          <w:lang w:bidi="ar-AE"/>
+        <w:rPr>
+          <w:rtl/>
+          <w:lang w:bidi="ar-LB"/>
         </w:rPr>
       </w:pPr>
       <w:r>
         <w:rPr>
           <w:rFonts w:hint="cs"/>
           <w:rtl/>
-          <w:lang w:bidi="ar-AE"/>
-        </w:rPr>
-        <w:t>يُقدّم لنا المؤمن في 2. تيموثاوس في سبع صفات. هو يُشار إليه كابن (عدد 1)، كجندي (عدد 3)، كمجاهد (عدد 5)، كحرّاث (عدد 6)، كعامل (عدد 15)، كإناء (عدد 21) وكعبد (عدد 24).</w:t>
+          <w:lang w:bidi="ar-LB"/>
+        </w:rPr>
+        <w:t xml:space="preserve">يُقدّم لنا المؤمن في 2. تيموثاوس 2 في سبع صفات. هو يُشار إليه </w:t>
+      </w:r>
+      <w:proofErr w:type="spellStart"/>
+      <w:r>
+        <w:rPr>
+          <w:rFonts w:hint="cs"/>
+          <w:rtl/>
+          <w:lang w:bidi="ar-LB"/>
+        </w:rPr>
+        <w:t>كـ"</w:t>
+      </w:r>
+      <w:r>
+        <w:rPr>
+          <w:rtl/>
+          <w:lang w:bidi="ar-LB"/>
+        </w:rPr>
+        <w:t>ابْن</w:t>
+      </w:r>
+      <w:proofErr w:type="spellEnd"/>
+      <w:r>
+        <w:rPr>
+          <w:rFonts w:hint="cs"/>
+          <w:rtl/>
+          <w:lang w:bidi="ar-LB"/>
+        </w:rPr>
+        <w:t>" (عدد )1، "</w:t>
+      </w:r>
+      <w:r>
+        <w:rPr>
+          <w:rtl/>
+          <w:lang w:bidi="ar-LB"/>
+        </w:rPr>
+        <w:t>جُنْدِي</w:t>
+      </w:r>
+      <w:r>
+        <w:rPr>
+          <w:rFonts w:hint="cs"/>
+          <w:rtl/>
+          <w:lang w:bidi="ar-LB"/>
+        </w:rPr>
+        <w:t xml:space="preserve">" (عدد 3)، </w:t>
+      </w:r>
+      <w:r>
+        <w:rPr>
+          <w:rtl/>
+          <w:lang w:bidi="ar-LB"/>
+        </w:rPr>
+        <w:t>"</w:t>
+      </w:r>
+      <w:r>
+        <w:rPr>
+          <w:rFonts w:hint="cs"/>
+          <w:rtl/>
+          <w:lang w:bidi="ar-LB"/>
+        </w:rPr>
+        <w:t>م</w:t>
+      </w:r>
+      <w:r>
+        <w:rPr>
+          <w:rtl/>
+          <w:lang w:bidi="ar-LB"/>
+        </w:rPr>
+        <w:t xml:space="preserve">جَاهِد" (عدد </w:t>
+      </w:r>
+      <w:r>
+        <w:rPr>
+          <w:rFonts w:hint="cs"/>
+          <w:rtl/>
+          <w:lang w:bidi="ar-LB"/>
+        </w:rPr>
+        <w:t>5</w:t>
+      </w:r>
+      <w:r>
+        <w:rPr>
+          <w:rtl/>
+          <w:lang w:bidi="ar-LB"/>
+        </w:rPr>
+        <w:t>)،</w:t>
+      </w:r>
+      <w:r>
+        <w:rPr>
+          <w:rtl/>
+        </w:rPr>
+        <w:t xml:space="preserve"> </w:t>
+      </w:r>
+      <w:r>
+        <w:rPr>
+          <w:rtl/>
+          <w:lang w:bidi="ar-LB"/>
+        </w:rPr>
+        <w:t xml:space="preserve">"الْحَرَّاث" (عدد </w:t>
+      </w:r>
+      <w:r>
+        <w:rPr>
+          <w:rFonts w:hint="cs"/>
+          <w:rtl/>
+          <w:lang w:bidi="ar-LB"/>
+        </w:rPr>
+        <w:t>6</w:t>
+      </w:r>
+      <w:r>
+        <w:rPr>
+          <w:rtl/>
+          <w:lang w:bidi="ar-LB"/>
+        </w:rPr>
+        <w:t>)،</w:t>
+      </w:r>
+      <w:r>
+        <w:rPr>
+          <w:rtl/>
+        </w:rPr>
+        <w:t xml:space="preserve"> </w:t>
+      </w:r>
+      <w:r>
+        <w:rPr>
+          <w:rtl/>
+          <w:lang w:bidi="ar-LB"/>
+        </w:rPr>
+        <w:t xml:space="preserve">"عَامِلاً" (عدد </w:t>
+      </w:r>
+      <w:r>
+        <w:rPr>
+          <w:rFonts w:hint="cs"/>
+          <w:rtl/>
+          <w:lang w:bidi="ar-LB"/>
+        </w:rPr>
+        <w:t>15</w:t>
+      </w:r>
+      <w:r>
+        <w:rPr>
+          <w:rtl/>
+          <w:lang w:bidi="ar-LB"/>
+        </w:rPr>
+        <w:t>)،</w:t>
+      </w:r>
+      <w:r>
+        <w:rPr>
+          <w:rtl/>
+        </w:rPr>
+        <w:t xml:space="preserve"> </w:t>
+      </w:r>
+      <w:r>
+        <w:rPr>
+          <w:rtl/>
+          <w:lang w:bidi="ar-LB"/>
+        </w:rPr>
+        <w:t xml:space="preserve">"إِنَاء" (عدد </w:t>
+      </w:r>
+      <w:r>
+        <w:rPr>
+          <w:rFonts w:hint="cs"/>
+          <w:rtl/>
+          <w:lang w:bidi="ar-LB"/>
+        </w:rPr>
+        <w:t>21</w:t>
+      </w:r>
+      <w:r>
+        <w:rPr>
+          <w:rtl/>
+          <w:lang w:bidi="ar-LB"/>
+        </w:rPr>
+        <w:t>)</w:t>
+      </w:r>
+      <w:r>
+        <w:rPr>
+          <w:rFonts w:hint="cs"/>
+          <w:rtl/>
+          <w:lang w:bidi="ar-LB"/>
+        </w:rPr>
+        <w:t>.</w:t>
       </w:r>
     </w:p>
     <w:p>
       <w:pPr>
-        <w:jc w:val="both"/>
-        <w:rPr>
-          <w:rtl/>
-          <w:lang w:bidi="ar-AE"/>
+        <w:rPr>
+          <w:rtl/>
+          <w:lang w:bidi="ar-LB"/>
         </w:rPr>
       </w:pPr>
       <w:r>
         <w:rPr>
           <w:rFonts w:hint="cs"/>
           <w:rtl/>
-          <w:lang w:bidi="ar-AE"/>
-        </w:rPr>
-        <w:t>في كل واحدة من الصفات هنالك إنذار مطابق لها. تيموثاوس يُنذَر كابن بأن يتقوى في النعمة. النعمة والبنوة يتم</w:t>
-      </w:r>
-      <w:r>
-        <w:rPr>
-          <w:rFonts w:hint="cs"/>
-          <w:rtl/>
-          <w:lang w:bidi="ar-AE"/>
-        </w:rPr>
-        <w:t>ا</w:t>
-      </w:r>
-      <w:r>
-        <w:rPr>
-          <w:rFonts w:hint="cs"/>
-          <w:rtl/>
-          <w:lang w:bidi="ar-AE"/>
-        </w:rPr>
-        <w:t xml:space="preserve">شيان معًا كالناموس والعبودية </w:t>
-      </w:r>
-      <w:r>
-        <w:rPr>
-          <w:rtl/>
-          <w:lang w:bidi="ar-AE"/>
+          <w:lang w:bidi="ar-LB"/>
+        </w:rPr>
+        <w:t xml:space="preserve">في كل واحدة من الصفات هنالك تحريض ملائم بها. كابن يُحرّض تيموثاوس بأن يتقوى في النعمة. النعمة تتماشى مع البنوة، مثل الناموس والعبودية </w:t>
+      </w:r>
+      <w:r>
+        <w:rPr>
+          <w:rtl/>
+          <w:lang w:bidi="ar-LB"/>
         </w:rPr>
         <w:t>–</w:t>
       </w:r>
@@ -186,95 +321,317 @@
         <w:rPr>
           <w:rFonts w:hint="cs"/>
           <w:rtl/>
-          <w:lang w:bidi="ar-AE"/>
-        </w:rPr>
-        <w:t xml:space="preserve"> كما نتعلم من رسالة غلاطية. ويُنذَر تيموثاوس كجندي بأن يشارك في الضيقات </w:t>
-      </w:r>
-      <w:proofErr w:type="gramStart"/>
-      <w:r>
-        <w:rPr>
-          <w:rFonts w:hint="cs"/>
-          <w:rtl/>
-          <w:lang w:bidi="ar-AE"/>
-        </w:rPr>
-        <w:t>وأن لا</w:t>
-      </w:r>
-      <w:proofErr w:type="gramEnd"/>
-      <w:r>
-        <w:rPr>
-          <w:rFonts w:hint="cs"/>
-          <w:rtl/>
-          <w:lang w:bidi="ar-AE"/>
-        </w:rPr>
-        <w:t xml:space="preserve"> يرتبك في مشاغل الحياة؛ فهذه هي الصفات المهمة لجندي صالح. كإناء هو ينبغي عليه أن يتطهر ويتقدس؛ وكخادم بأن يكون حليمًا، أُهلاً للتعليم وصبورًا؛ وهكذا </w:t>
-      </w:r>
-      <w:r>
-        <w:rPr>
-          <w:rFonts w:hint="cs"/>
-          <w:rtl/>
-          <w:lang w:bidi="ar-AE"/>
-        </w:rPr>
-        <w:t>الأمر هو مع كل واحدة من السبع وجهات النظر في حياته المسيحية.</w:t>
+          <w:lang w:bidi="ar-LB"/>
+        </w:rPr>
+        <w:t xml:space="preserve"> كما نتعلم من رسالة غلاطية.</w:t>
+      </w:r>
+      <w:r>
+        <w:rPr>
+          <w:rFonts w:hint="cs"/>
+          <w:rtl/>
+          <w:lang w:bidi="ar-LB"/>
+        </w:rPr>
+        <w:t xml:space="preserve"> ومن ثم كجندي يُحرّض تيموثاوس بأن يشارك في الضيقات و</w:t>
+      </w:r>
+      <w:r>
+        <w:rPr>
+          <w:rtl/>
+          <w:lang w:bidi="ar-LB"/>
+        </w:rPr>
+        <w:t xml:space="preserve">أن </w:t>
+      </w:r>
+      <w:r>
+        <w:rPr>
+          <w:rFonts w:hint="cs"/>
+          <w:rtl/>
+          <w:lang w:bidi="ar-LB"/>
+        </w:rPr>
+        <w:t>لا يرتبك بمشاغل الحياة؛ فهذه هي الصفات المهمة للجندي الصالح. كإناء هو عليه أن يتنقى ويتقدس؛ وكخادم أن يكون حليمًا، قادر</w:t>
+      </w:r>
+      <w:r>
+        <w:rPr>
+          <w:rFonts w:hint="cs"/>
+          <w:rtl/>
+          <w:lang w:bidi="ar-LB"/>
+        </w:rPr>
+        <w:t>ًا</w:t>
+      </w:r>
+      <w:r>
+        <w:rPr>
+          <w:rFonts w:hint="cs"/>
+          <w:rtl/>
+          <w:lang w:bidi="ar-LB"/>
+        </w:rPr>
+        <w:t xml:space="preserve"> على التعلم والتعليم ومترفقًا؛ وهكذا هو الأمر في كل واحدة من هذه الجوانب السبعة في حياته المسيحية.</w:t>
       </w:r>
     </w:p>
     <w:p>
       <w:pPr>
-        <w:jc w:val="both"/>
-        <w:rPr>
-          <w:rtl/>
-          <w:lang w:bidi="ar-AE"/>
+        <w:rPr>
+          <w:rtl/>
+          <w:lang w:bidi="ar-LB"/>
         </w:rPr>
       </w:pPr>
       <w:r>
         <w:rPr>
           <w:rFonts w:hint="cs"/>
           <w:rtl/>
-          <w:lang w:bidi="ar-AE"/>
-        </w:rPr>
-        <w:t>في 2. تيموثاوس 2: 15 يتم إخباره بالمتطلبات المنوط بها كعامل: "</w:t>
-      </w:r>
-      <w:r>
-        <w:rPr>
-          <w:rtl/>
-          <w:lang w:bidi="ar-AE"/>
-        </w:rPr>
-        <w:t>اجْتَهِدْ أَنْ تُقِيمَ نَفْسَكَ ِللهِ مُزَكُى، عَامِلاً لاَ يُخْزَى، مُفَصِّلاً كَلِمَةَ الْحَقِّ بِالاسْتِقَامَةِ.</w:t>
-      </w:r>
-      <w:r>
-        <w:rPr>
-          <w:rFonts w:hint="cs"/>
-          <w:rtl/>
-          <w:lang w:bidi="ar-AE"/>
+          <w:lang w:bidi="ar-LB"/>
+        </w:rPr>
+        <w:t>في 2. تيموثاوس يُخبَر بالأوامر التي يجب أن تُعطى له كعامل: "</w:t>
+      </w:r>
+      <w:r>
+        <w:rPr>
+          <w:rFonts w:ascii="Arial" w:hAnsi="Arial" w:cs="Arial" w:hint="cs"/>
+          <w:rtl/>
+          <w:lang w:bidi="ar-LB"/>
+        </w:rPr>
+        <w:t>​</w:t>
+      </w:r>
+      <w:r>
+        <w:rPr>
+          <w:rFonts w:hint="cs"/>
+          <w:rtl/>
+          <w:lang w:bidi="ar-LB"/>
+        </w:rPr>
+        <w:t>اجْتَهِدْ</w:t>
+      </w:r>
+      <w:r>
+        <w:rPr>
+          <w:rtl/>
+          <w:lang w:bidi="ar-LB"/>
+        </w:rPr>
+        <w:t xml:space="preserve"> </w:t>
+      </w:r>
+      <w:r>
+        <w:rPr>
+          <w:rFonts w:hint="cs"/>
+          <w:rtl/>
+          <w:lang w:bidi="ar-LB"/>
+        </w:rPr>
+        <w:t>أَنْ</w:t>
+      </w:r>
+      <w:r>
+        <w:rPr>
+          <w:rtl/>
+          <w:lang w:bidi="ar-LB"/>
+        </w:rPr>
+        <w:t xml:space="preserve"> </w:t>
+      </w:r>
+      <w:r>
+        <w:rPr>
+          <w:rFonts w:hint="cs"/>
+          <w:rtl/>
+          <w:lang w:bidi="ar-LB"/>
+        </w:rPr>
+        <w:t>تُقِيمَ</w:t>
+      </w:r>
+      <w:r>
+        <w:rPr>
+          <w:rtl/>
+          <w:lang w:bidi="ar-LB"/>
+        </w:rPr>
+        <w:t xml:space="preserve"> </w:t>
+      </w:r>
+      <w:r>
+        <w:rPr>
+          <w:rFonts w:hint="cs"/>
+          <w:rtl/>
+          <w:lang w:bidi="ar-LB"/>
+        </w:rPr>
+        <w:t>نَفْسَكَ</w:t>
+      </w:r>
+      <w:r>
+        <w:rPr>
+          <w:rtl/>
+          <w:lang w:bidi="ar-LB"/>
+        </w:rPr>
+        <w:t xml:space="preserve"> </w:t>
+      </w:r>
+      <w:r>
+        <w:rPr>
+          <w:rFonts w:hint="cs"/>
+          <w:rtl/>
+          <w:lang w:bidi="ar-LB"/>
+        </w:rPr>
+        <w:t>ِللهِ</w:t>
+      </w:r>
+      <w:r>
+        <w:rPr>
+          <w:rtl/>
+          <w:lang w:bidi="ar-LB"/>
+        </w:rPr>
+        <w:t xml:space="preserve"> </w:t>
+      </w:r>
+      <w:r>
+        <w:rPr>
+          <w:rFonts w:hint="cs"/>
+          <w:rtl/>
+          <w:lang w:bidi="ar-LB"/>
+        </w:rPr>
+        <w:t>مُزَكُى،</w:t>
+      </w:r>
+      <w:r>
+        <w:rPr>
+          <w:rtl/>
+          <w:lang w:bidi="ar-LB"/>
+        </w:rPr>
+        <w:t xml:space="preserve"> </w:t>
+      </w:r>
+      <w:r>
+        <w:rPr>
+          <w:rFonts w:hint="cs"/>
+          <w:rtl/>
+          <w:lang w:bidi="ar-LB"/>
+        </w:rPr>
+        <w:t>عَامِلاً</w:t>
+      </w:r>
+      <w:r>
+        <w:rPr>
+          <w:rtl/>
+          <w:lang w:bidi="ar-LB"/>
+        </w:rPr>
+        <w:t xml:space="preserve"> </w:t>
+      </w:r>
+      <w:r>
+        <w:rPr>
+          <w:rFonts w:hint="cs"/>
+          <w:rtl/>
+          <w:lang w:bidi="ar-LB"/>
+        </w:rPr>
+        <w:t>لاَ</w:t>
+      </w:r>
+      <w:r>
+        <w:rPr>
+          <w:rtl/>
+          <w:lang w:bidi="ar-LB"/>
+        </w:rPr>
+        <w:t xml:space="preserve"> </w:t>
+      </w:r>
+      <w:r>
+        <w:rPr>
+          <w:rFonts w:hint="cs"/>
+          <w:rtl/>
+          <w:lang w:bidi="ar-LB"/>
+        </w:rPr>
+        <w:t>يُخْزَى،</w:t>
+      </w:r>
+      <w:r>
+        <w:rPr>
+          <w:rtl/>
+          <w:lang w:bidi="ar-LB"/>
+        </w:rPr>
+        <w:t xml:space="preserve"> </w:t>
+      </w:r>
+      <w:r>
+        <w:rPr>
+          <w:rFonts w:hint="cs"/>
+          <w:rtl/>
+          <w:lang w:bidi="ar-LB"/>
+        </w:rPr>
+        <w:t>مُفَصِّلاً</w:t>
+      </w:r>
+      <w:r>
+        <w:rPr>
+          <w:rtl/>
+          <w:lang w:bidi="ar-LB"/>
+        </w:rPr>
+        <w:t xml:space="preserve"> </w:t>
+      </w:r>
+      <w:r>
+        <w:rPr>
+          <w:rFonts w:hint="cs"/>
+          <w:rtl/>
+          <w:lang w:bidi="ar-LB"/>
+        </w:rPr>
+        <w:t>كَلِمَةَ</w:t>
+      </w:r>
+      <w:r>
+        <w:rPr>
+          <w:rtl/>
+          <w:lang w:bidi="ar-LB"/>
+        </w:rPr>
+        <w:t xml:space="preserve"> </w:t>
+      </w:r>
+      <w:r>
+        <w:rPr>
+          <w:rFonts w:hint="cs"/>
+          <w:rtl/>
+          <w:lang w:bidi="ar-LB"/>
+        </w:rPr>
+        <w:t>الْحَقِّ</w:t>
+      </w:r>
+      <w:r>
+        <w:rPr>
+          <w:rtl/>
+          <w:lang w:bidi="ar-LB"/>
+        </w:rPr>
+        <w:t xml:space="preserve"> </w:t>
+      </w:r>
+      <w:r>
+        <w:rPr>
+          <w:rFonts w:hint="cs"/>
+          <w:rtl/>
+          <w:lang w:bidi="ar-LB"/>
+        </w:rPr>
+        <w:t>بِالاسْتِقَامَةِ</w:t>
+      </w:r>
+      <w:r>
+        <w:rPr>
+          <w:rtl/>
+          <w:lang w:bidi="ar-LB"/>
+        </w:rPr>
+        <w:t>.</w:t>
+      </w:r>
+      <w:r>
+        <w:rPr>
+          <w:rFonts w:hint="cs"/>
+          <w:rtl/>
+          <w:lang w:bidi="ar-LB"/>
         </w:rPr>
         <w:t>"</w:t>
       </w:r>
     </w:p>
     <w:p>
       <w:pPr>
-        <w:jc w:val="both"/>
-        <w:rPr>
-          <w:rFonts w:hint="cs"/>
-          <w:lang w:bidi="ar-AE"/>
+        <w:rPr>
+          <w:rtl/>
+          <w:lang w:bidi="ar-LB"/>
         </w:rPr>
       </w:pPr>
       <w:r>
         <w:rPr>
           <w:rFonts w:hint="cs"/>
           <w:rtl/>
-          <w:lang w:bidi="ar-AE"/>
-        </w:rPr>
-        <w:t>فكلمة الحق هي التي تتولى التوزيعات الصحيحة ولا بد أن تكون واضحة، حتى يتنبه لها المرء "</w:t>
-      </w:r>
-      <w:r>
-        <w:rPr>
-          <w:rtl/>
-        </w:rPr>
-        <w:t xml:space="preserve"> </w:t>
-      </w:r>
-      <w:r>
-        <w:rPr>
-          <w:rtl/>
-          <w:lang w:bidi="ar-AE"/>
+          <w:lang w:bidi="ar-LB"/>
+        </w:rPr>
+        <w:t>فكلمة الحق لها تقسيماتها الصحيحة ويجب أن تكون واضحة بحيث إن لم ينتبه المرء</w:t>
+      </w:r>
+      <w:r>
+        <w:rPr>
+          <w:rtl/>
+        </w:rPr>
+        <w:t xml:space="preserve"> </w:t>
+      </w:r>
+      <w:r>
+        <w:rPr>
+          <w:rtl/>
+          <w:lang w:bidi="ar-LB"/>
+        </w:rPr>
+        <w:t>إليها</w:t>
+      </w:r>
+      <w:r>
+        <w:rPr>
+          <w:rFonts w:hint="cs"/>
+          <w:rtl/>
+          <w:lang w:bidi="ar-LB"/>
+        </w:rPr>
+        <w:t xml:space="preserve"> لن يكون "</w:t>
+      </w:r>
+      <w:r>
+        <w:rPr>
+          <w:rtl/>
+          <w:lang w:bidi="ar-LB"/>
         </w:rPr>
         <w:t>عَامِلاً لاَ يُخْزَى</w:t>
       </w:r>
@@ -282,19 +639,2306 @@
         <w:rPr>
           <w:rFonts w:hint="cs"/>
           <w:rtl/>
-          <w:lang w:bidi="ar-AE"/>
-        </w:rPr>
-        <w:t>".</w:t>
-      </w:r>
-      <w:bookmarkStart w:id="0" w:name="_GoBack"/>
-      <w:bookmarkEnd w:id="0"/>
+          <w:lang w:bidi="ar-LB"/>
+        </w:rPr>
+        <w:t>". فكل قراءة لهذه الكلمة تتجاهل هذا التقسيم هي بلا معنى ومحيرة إلى أعلى درجة. الكثير من المسيحيين يعترفون بكل صراحة بأن دراسة كلمة الله مجهدة. وكثيرون ممن يجدون هذا أيضًا ويخجلون التصريح به.</w:t>
+      </w:r>
+    </w:p>
+    <w:p>
+      <w:pPr>
+        <w:rPr>
+          <w:rtl/>
+          <w:lang w:bidi="ar-LB"/>
+        </w:rPr>
+      </w:pPr>
+      <w:r>
+        <w:rPr>
+          <w:rFonts w:hint="cs"/>
+          <w:rtl/>
+          <w:lang w:bidi="ar-LB"/>
+        </w:rPr>
+        <w:t xml:space="preserve">إن غاية هذا التأمل </w:t>
+      </w:r>
+      <w:r>
+        <w:rPr>
+          <w:rFonts w:hint="cs"/>
+          <w:rtl/>
+          <w:lang w:bidi="ar-LB"/>
+        </w:rPr>
+        <w:t>قائم</w:t>
+      </w:r>
+      <w:r>
+        <w:rPr>
+          <w:rFonts w:hint="cs"/>
+          <w:rtl/>
+          <w:lang w:bidi="ar-LB"/>
+        </w:rPr>
+        <w:t xml:space="preserve"> على تقديم أهم تقسيمات كلمة الحق. </w:t>
+      </w:r>
+      <w:r>
+        <w:rPr>
+          <w:rFonts w:hint="cs"/>
+          <w:rtl/>
+          <w:lang w:bidi="ar-LB"/>
+        </w:rPr>
+        <w:t>ومن الواضح طبعًا أن في هذا الطرح القصير لا نجد بحثًا لكل الكتاب المقدس. لكننا نعتبره بأنه كافٍ</w:t>
+      </w:r>
+      <w:r>
+        <w:rPr>
+          <w:rtl/>
+        </w:rPr>
+        <w:t xml:space="preserve"> </w:t>
+      </w:r>
+      <w:r>
+        <w:rPr>
+          <w:rtl/>
+          <w:lang w:bidi="ar-LB"/>
+        </w:rPr>
+        <w:t>من منطلق</w:t>
+      </w:r>
+      <w:r>
+        <w:rPr>
+          <w:rFonts w:hint="cs"/>
+          <w:rtl/>
+          <w:lang w:bidi="ar-LB"/>
+        </w:rPr>
+        <w:t xml:space="preserve"> أنه سيعين القارئ النهم على فهم أكثر سياقات الحق الأساسية وشيئًا من الجمال المنتظم ومفارقات كلمة الله والتي تبدو للعقل الطبيعي جمعًا محيرًا</w:t>
+      </w:r>
+      <w:r>
+        <w:rPr>
+          <w:rFonts w:hint="cs"/>
+          <w:rtl/>
+          <w:lang w:bidi="ar-LB"/>
+        </w:rPr>
+        <w:t xml:space="preserve"> من الأفكار الغير متناغمة </w:t>
+      </w:r>
+      <w:r>
+        <w:rPr>
+          <w:rFonts w:hint="cs"/>
+          <w:rtl/>
+          <w:lang w:bidi="ar-LB"/>
+        </w:rPr>
+        <w:t>و</w:t>
+      </w:r>
+      <w:r>
+        <w:rPr>
+          <w:rFonts w:hint="cs"/>
+          <w:rtl/>
+          <w:lang w:bidi="ar-LB"/>
+        </w:rPr>
+        <w:t>المتناقضة</w:t>
+      </w:r>
+      <w:r>
+        <w:rPr>
+          <w:rFonts w:hint="cs"/>
+          <w:rtl/>
+          <w:lang w:bidi="ar-LB"/>
+        </w:rPr>
+        <w:t>.</w:t>
+      </w:r>
+    </w:p>
+    <w:p>
+      <w:pPr>
+        <w:rPr>
+          <w:rtl/>
+          <w:lang w:bidi="ar-LB"/>
+        </w:rPr>
+        <w:sectPr>
+          <w:pgSz w:w="11906" w:h="16838"/>
+          <w:pgMar w:top="1440" w:right="1440" w:bottom="1440" w:left="1440" w:header="708" w:footer="708" w:gutter="0"/>
+          <w:cols w:space="708"/>
+          <w:docGrid w:linePitch="360"/>
+        </w:sectPr>
+      </w:pPr>
+      <w:r>
+        <w:rPr>
+          <w:rFonts w:hint="cs"/>
+          <w:rtl/>
+          <w:lang w:bidi="ar-LB"/>
+        </w:rPr>
+        <w:t>ويُحرّض القارئ بجدية أن لا يقبل أي تعليم خارج نطاق هذا الكتاب وإنما بأن يفحص يوميًا في الكتب كأهل بيرية الشرفاء (أعمال الرسل 17: 11)، إن كانت</w:t>
+      </w:r>
+      <w:r>
+        <w:rPr>
+          <w:rtl/>
+          <w:lang w:bidi="ar-LB"/>
+        </w:rPr>
+        <w:t xml:space="preserve"> هذِهِ الأُمُورُ هكَذَا</w:t>
+      </w:r>
+      <w:r>
+        <w:rPr>
+          <w:rFonts w:hint="cs"/>
+          <w:rtl/>
+          <w:lang w:bidi="ar-LB"/>
+        </w:rPr>
+        <w:t>. إن سلطة البشر هنا ليس لها أي دور. "</w:t>
+      </w:r>
+      <w:r>
+        <w:rPr>
+          <w:rtl/>
+        </w:rPr>
+        <w:t xml:space="preserve"> </w:t>
+      </w:r>
+      <w:r>
+        <w:rPr>
+          <w:rtl/>
+          <w:lang w:bidi="ar-LB"/>
+        </w:rPr>
+        <w:t>وَأَمَّا أَنْتُمْ فَالْمَسْحَةُ الَّتِي أَخَذْتُمُوهَا مِنْهُ ثَابِتَةٌ فِيكُمْ، وَلاَ حَاجَةَ بِكُمْ إِلَى أَنْ يُعَلِّمَكُمْ أَحَدٌ،</w:t>
+      </w:r>
+      <w:r>
+        <w:rPr>
+          <w:rFonts w:hint="cs"/>
+          <w:rtl/>
+          <w:lang w:bidi="ar-LB"/>
+        </w:rPr>
+        <w:t>" (1. يوحنا 2: 27).</w:t>
+      </w:r>
+    </w:p>
+    <w:p>
+      <w:pPr>
+        <w:rPr>
+          <w:rtl/>
+          <w:lang w:bidi="ar-LB"/>
+        </w:rPr>
+      </w:pPr>
+      <w:hyperlink r:id="rId4" w:history="1">
+        <w:r>
+          <w:rPr>
+            <w:rStyle w:val="Hyperlink"/>
+            <w:rFonts w:hint="cs"/>
+            <w:rtl/>
+            <w:lang w:bidi="ar-LB"/>
+          </w:rPr>
+          <w:t>اليهود، الأمم وكنيسة الله</w:t>
+        </w:r>
+      </w:hyperlink>
+    </w:p>
+    <w:p>
+      <w:pPr>
+        <w:rPr>
+          <w:rtl/>
+          <w:lang w:bidi="ar-LB"/>
+        </w:rPr>
+      </w:pPr>
+      <w:r>
+        <w:rPr>
+          <w:rFonts w:hint="cs"/>
+          <w:rtl/>
+          <w:lang w:bidi="ar-LB"/>
+        </w:rPr>
+        <w:t>"</w:t>
+      </w:r>
+      <w:r>
+        <w:rPr>
+          <w:rFonts w:hint="cs"/>
+          <w:rtl/>
+        </w:rPr>
+        <w:t>ك</w:t>
+      </w:r>
+      <w:r>
+        <w:rPr>
+          <w:rtl/>
+          <w:lang w:bidi="ar-LB"/>
+        </w:rPr>
+        <w:t>ونُوا بِلاَ عَثْرَةٍ لِلْيَهُودِ وَلِلْيُونَانِيِّينَ وَلِكَنِيسَةِ اللهِ.</w:t>
+      </w:r>
+      <w:r>
+        <w:rPr>
+          <w:rFonts w:hint="cs"/>
+          <w:rtl/>
+          <w:lang w:bidi="ar-LB"/>
+        </w:rPr>
+        <w:t>" (1. كورنثوس 10: 32).</w:t>
+      </w:r>
+    </w:p>
+    <w:p>
+      <w:pPr>
+        <w:rPr>
+          <w:rtl/>
+          <w:lang w:bidi="ar-LB"/>
+        </w:rPr>
+      </w:pPr>
+      <w:r>
+        <w:rPr>
+          <w:rFonts w:hint="cs"/>
+          <w:rtl/>
+          <w:lang w:bidi="ar-LB"/>
+        </w:rPr>
+        <w:t>لا يمكن أن يغيب عن القارئ النبيه للكتاب المقدس بأن نصف ما يحتويه مكتوب لشعب واحد: لبني إسرائيل. كما ويدرك أيضًا بأنهم لهم مكانة مختلفة في طرق معاملات الله ومشوراته. وهم مفروزين عن باقي النا</w:t>
+      </w:r>
+      <w:r>
+        <w:rPr>
+          <w:rFonts w:hint="cs"/>
+          <w:rtl/>
+          <w:lang w:bidi="ar-LB"/>
+        </w:rPr>
+        <w:t>س عقدوا عهدًا مع الرب يهوه الذي وهبهم وعودًا خاصة بخلاف كل شعب آخر غيره. فتاريخهم وحده نجد سرده في قصص العهد القديم ونبواته، أما الشعوب الأخرى فلقد ذُكروا فقط بارتباطهم باليهود. وأيضًا قد يظهر بأن أقوال الرب لإسرائيل كشعب مرتبطة بالأرض. إن كانوا أمناء وأطاعوا، فلهم وعد بالعظمة الأرضية، بالغنى والسلطة، وإن لم يكونوا أمناء وسلكوا بعدم طاعة فسيبددون بين الشعوب، "</w:t>
+      </w:r>
+      <w:r>
+        <w:rPr>
+          <w:rtl/>
+          <w:lang w:bidi="ar-LB"/>
+        </w:rPr>
+        <w:t>مِنْ أَقْصَاءِ الأَرْضِ إِلَى أَقْصَائِهَا</w:t>
+      </w:r>
+      <w:r>
+        <w:rPr>
+          <w:rFonts w:hint="cs"/>
+          <w:rtl/>
+          <w:lang w:bidi="ar-LB"/>
+        </w:rPr>
+        <w:t xml:space="preserve">" (تثنية 28: 64). كما وموعد </w:t>
+      </w:r>
+      <w:proofErr w:type="spellStart"/>
+      <w:r>
+        <w:rPr>
+          <w:rFonts w:hint="cs"/>
+          <w:rtl/>
+          <w:lang w:bidi="ar-LB"/>
+        </w:rPr>
+        <w:t>المسيا</w:t>
+      </w:r>
+      <w:proofErr w:type="spellEnd"/>
+      <w:r>
+        <w:rPr>
+          <w:rFonts w:hint="cs"/>
+          <w:rtl/>
+          <w:lang w:bidi="ar-LB"/>
+        </w:rPr>
+        <w:t xml:space="preserve"> هو بركة </w:t>
+      </w:r>
+      <w:proofErr w:type="spellStart"/>
+      <w:r>
+        <w:rPr>
+          <w:rFonts w:hint="cs"/>
+          <w:rtl/>
+          <w:lang w:bidi="ar-LB"/>
+        </w:rPr>
+        <w:t>لـ"</w:t>
+      </w:r>
+      <w:r>
+        <w:rPr>
+          <w:rtl/>
+          <w:lang w:bidi="ar-LB"/>
+        </w:rPr>
+        <w:t>جَمِيعُ</w:t>
+      </w:r>
+      <w:proofErr w:type="spellEnd"/>
+      <w:r>
+        <w:rPr>
+          <w:rtl/>
+          <w:lang w:bidi="ar-LB"/>
+        </w:rPr>
+        <w:t xml:space="preserve"> قَبَائِلِ الأَرْضِ</w:t>
+      </w:r>
+      <w:r>
+        <w:rPr>
+          <w:rFonts w:hint="cs"/>
+          <w:rtl/>
+          <w:lang w:bidi="ar-LB"/>
+        </w:rPr>
+        <w:t>" (تكوين 12: 13).</w:t>
+      </w:r>
+    </w:p>
+    <w:p>
+      <w:pPr>
+        <w:rPr>
+          <w:rtl/>
+          <w:lang w:bidi="ar-LB"/>
+        </w:rPr>
+      </w:pPr>
+      <w:r>
+        <w:rPr>
+          <w:rFonts w:hint="cs"/>
+          <w:rtl/>
+          <w:lang w:bidi="ar-LB"/>
+        </w:rPr>
+        <w:t xml:space="preserve">إن استمر القارئ الغيور في دراسته فسيدرك بأنه في الكتاب هنالك ذِكر </w:t>
+      </w:r>
+      <w:proofErr w:type="spellStart"/>
+      <w:r>
+        <w:rPr>
+          <w:rFonts w:hint="cs"/>
+          <w:rtl/>
+          <w:lang w:bidi="ar-LB"/>
+        </w:rPr>
+        <w:t>لـ"شعبٍ</w:t>
+      </w:r>
+      <w:proofErr w:type="spellEnd"/>
+      <w:r>
+        <w:rPr>
+          <w:rFonts w:hint="cs"/>
+          <w:rtl/>
+          <w:lang w:bidi="ar-LB"/>
+        </w:rPr>
+        <w:t>" آخر</w:t>
+      </w:r>
+      <w:r>
+        <w:rPr>
+          <w:rtl/>
+        </w:rPr>
+        <w:t xml:space="preserve"> </w:t>
+      </w:r>
+      <w:r>
+        <w:rPr>
+          <w:rtl/>
+          <w:lang w:bidi="ar-LB"/>
+        </w:rPr>
+        <w:t>أيضًا</w:t>
+      </w:r>
+      <w:r>
+        <w:rPr>
+          <w:rFonts w:hint="cs"/>
+          <w:rtl/>
+          <w:lang w:bidi="ar-LB"/>
+        </w:rPr>
+        <w:t xml:space="preserve">، والمدعو بالكنيسة. وهو له علاقة مميزة بالله وقد حصل على مواعيد خاصة منه. ولكن بهذه الأمور تتوقف التشابهات </w:t>
+      </w:r>
+      <w:r>
+        <w:rPr>
+          <w:rFonts w:hint="cs"/>
+          <w:rtl/>
+          <w:lang w:bidi="ar-LB"/>
+        </w:rPr>
+        <w:t>ويتضح أوضح تناقض بينهما. فبدلاً من أن ينشأ من نسل إبراهيم الطبيعي وحده، فهو جسد لم يعُد الفارق</w:t>
+      </w:r>
+      <w:r>
+        <w:rPr>
+          <w:rtl/>
+        </w:rPr>
+        <w:t xml:space="preserve"> </w:t>
+      </w:r>
+      <w:r>
+        <w:rPr>
+          <w:rtl/>
+          <w:lang w:bidi="ar-LB"/>
+        </w:rPr>
+        <w:t>يلعب فيه</w:t>
+      </w:r>
+      <w:r>
+        <w:rPr>
+          <w:rFonts w:hint="cs"/>
+          <w:rtl/>
+          <w:lang w:bidi="ar-LB"/>
+        </w:rPr>
+        <w:t xml:space="preserve"> ما بين اليهود والأمم أي دور. فلم تعُد الرابطة قائمة على هذا العهد وحده، وإنما فقد نشأت كرابطة جديدة. فبدلاً من نوال مكافأة على الطاعة في هيئة من العظمة الأرضية والغنى حصلت الكنيسة على التعليم بأن تكون مكتفية بما لها من طعام ولباس</w:t>
+      </w:r>
+      <w:r>
+        <w:rPr>
+          <w:rFonts w:hint="cs"/>
+          <w:rtl/>
+          <w:lang w:bidi="ar-LB"/>
+        </w:rPr>
+        <w:t xml:space="preserve"> وأن تكون متأهبة للكراهية والاضطهاد. على عكس إسرائيل المرتبط بأمور زمنية وأرضية، ترتبط الكنيسة بأمور روحية وسماوية.</w:t>
+      </w:r>
+    </w:p>
+    <w:p>
+      <w:pPr>
+        <w:rPr>
+          <w:rtl/>
+          <w:lang w:bidi="ar-LB"/>
+        </w:rPr>
+      </w:pPr>
+      <w:r>
+        <w:rPr>
+          <w:rFonts w:hint="cs"/>
+          <w:rtl/>
+          <w:lang w:bidi="ar-LB"/>
+        </w:rPr>
+        <w:t xml:space="preserve">من ثم </w:t>
+      </w:r>
+      <w:r>
+        <w:rPr>
+          <w:rFonts w:hint="cs"/>
+          <w:rtl/>
+          <w:lang w:bidi="ar-LB"/>
+        </w:rPr>
+        <w:t>يُري الكتاب القارئَ، بأن لا لإسرائيل ولا للكنيسة كان أي وجود على الإطلاق؛ فكليهما كانت هنالك نقطة بداية قد سُجّلت في الكتاب. فبداية إسرائيل سيجده في دعوة إبراهيم. وإن فتش عن ساعة مولد الكنيسة فسيجد (وربما على عكس توقعاته، لأنه لربما أخذ معرفة بأن آدم والرحالة ينتمون للكنيسة)، بأنها من المؤكد لم يكن لها أي وجود ما قبل ولا في أيام حياة المسيح على الأرض، إذ سيجد الموضع الذي تكلم فيه عن كنيسته المستقبلية. هناك قال: "</w:t>
+      </w:r>
+      <w:r>
+        <w:rPr>
+          <w:rtl/>
+          <w:lang w:bidi="ar-LB"/>
+        </w:rPr>
+        <w:t>وَعَلَى هذِهِ الصَّخْرَةِ أَبْني كَنِيسَتِي</w:t>
+      </w:r>
+      <w:r>
+        <w:rPr>
+          <w:rFonts w:hint="cs"/>
+          <w:rtl/>
+          <w:lang w:bidi="ar-LB"/>
+        </w:rPr>
+        <w:t>" (متى 16: 18) هو لم يقل "بنيتُ"، أو "أقوم في بنائها"، وإنما "سأبنيها.".</w:t>
+      </w:r>
+    </w:p>
+    <w:p>
+      <w:pPr>
+        <w:rPr>
+          <w:rtl/>
+          <w:lang w:bidi="ar-LB"/>
+        </w:rPr>
+      </w:pPr>
+      <w:r>
+        <w:rPr>
+          <w:rFonts w:hint="cs"/>
+          <w:rtl/>
+          <w:lang w:bidi="ar-LB"/>
+        </w:rPr>
+        <w:t xml:space="preserve">غير أنه سيتعلم من أفسس 3: 5 </w:t>
+      </w:r>
+      <w:r>
+        <w:rPr>
+          <w:rtl/>
+          <w:lang w:bidi="ar-LB"/>
+        </w:rPr>
+        <w:t>–</w:t>
+      </w:r>
+      <w:r>
+        <w:rPr>
+          <w:rFonts w:hint="cs"/>
+          <w:rtl/>
+          <w:lang w:bidi="ar-LB"/>
+        </w:rPr>
+        <w:t xml:space="preserve"> 10 أيضًا بأن الكنيسة لم يكن لها أي ذِكر في نبوات العهد القديم</w:t>
+      </w:r>
+      <w:r>
+        <w:rPr>
+          <w:rFonts w:hint="cs"/>
+          <w:rtl/>
+          <w:lang w:bidi="ar-LB"/>
+        </w:rPr>
+        <w:t>، وإنما هي كانت في تلك الفترة سرّ "</w:t>
+      </w:r>
+      <w:r>
+        <w:rPr>
+          <w:rtl/>
+          <w:lang w:bidi="ar-LB"/>
+        </w:rPr>
+        <w:t>مَكْتُومِ مُنْذُ الدُّهُورِ فِي اللهِ</w:t>
+      </w:r>
+      <w:r>
+        <w:rPr>
+          <w:rFonts w:hint="cs"/>
+          <w:rtl/>
+          <w:lang w:bidi="ar-LB"/>
+        </w:rPr>
+        <w:t>". وسيجد ساعة مولد الكنيسة في أعمال الرسل 2 ونهاية وجودها على الأرض في 1. تسالونيكي 4.</w:t>
+      </w:r>
+    </w:p>
+    <w:p>
+      <w:pPr>
+        <w:rPr>
+          <w:rtl/>
+          <w:lang w:bidi="ar-LB"/>
+        </w:rPr>
+      </w:pPr>
+      <w:r>
+        <w:rPr>
+          <w:rFonts w:hint="cs"/>
+          <w:rtl/>
+          <w:lang w:bidi="ar-LB"/>
+        </w:rPr>
+        <w:t xml:space="preserve">كما وسيلاحظ القارئ بأن الكتاب </w:t>
+      </w:r>
+      <w:r>
+        <w:rPr>
+          <w:rtl/>
+          <w:lang w:bidi="ar-LB"/>
+        </w:rPr>
+        <w:t>بالكاد يذكر الانقسامات العرقية والطبقية</w:t>
+      </w:r>
+      <w:r>
+        <w:rPr>
+          <w:rtl/>
+        </w:rPr>
+        <w:t xml:space="preserve"> </w:t>
+      </w:r>
+      <w:r>
+        <w:rPr>
+          <w:rtl/>
+          <w:lang w:bidi="ar-LB"/>
+        </w:rPr>
+        <w:t>ما بين إسرائيل والكنيسة</w:t>
+      </w:r>
+      <w:r>
+        <w:rPr>
+          <w:rFonts w:hint="cs"/>
+          <w:rtl/>
+          <w:lang w:bidi="ar-LB"/>
+        </w:rPr>
+        <w:t xml:space="preserve"> -</w:t>
+      </w:r>
+      <w:r>
+        <w:rPr>
+          <w:rtl/>
+          <w:lang w:bidi="ar-LB"/>
+        </w:rPr>
+        <w:t xml:space="preserve"> الأمم </w:t>
+      </w:r>
+      <w:r>
+        <w:rPr>
+          <w:rFonts w:hint="cs"/>
+          <w:rtl/>
+          <w:lang w:bidi="ar-LB"/>
+        </w:rPr>
+        <w:t>- ويفرق</w:t>
+      </w:r>
+      <w:r>
+        <w:rPr>
+          <w:rFonts w:hint="cs"/>
+          <w:rtl/>
+          <w:lang w:bidi="ar-LB"/>
+        </w:rPr>
+        <w:t xml:space="preserve"> بينهما في أي نحو ما. إن مقارنة المراكز لكل من اليهود، الأمم والكنيسة نجدها معروضة في المواضع الكتابية التالية باختصار: اليهود (رومية 9: 4- 5؛ يوحنا 4: 22؛ رومية 3: 1 </w:t>
+      </w:r>
+      <w:r>
+        <w:rPr>
+          <w:rtl/>
+          <w:lang w:bidi="ar-LB"/>
+        </w:rPr>
+        <w:t>–</w:t>
+      </w:r>
+      <w:r>
+        <w:rPr>
+          <w:rFonts w:hint="cs"/>
+          <w:rtl/>
+          <w:lang w:bidi="ar-LB"/>
+        </w:rPr>
+        <w:t xml:space="preserve"> 2)؛ الأمم (أفسس 2: 11 </w:t>
+      </w:r>
+      <w:r>
+        <w:rPr>
+          <w:rtl/>
+          <w:lang w:bidi="ar-LB"/>
+        </w:rPr>
+        <w:t>–</w:t>
+      </w:r>
+      <w:r>
+        <w:rPr>
+          <w:rFonts w:hint="cs"/>
+          <w:rtl/>
+          <w:lang w:bidi="ar-LB"/>
+        </w:rPr>
+        <w:t xml:space="preserve"> 12؛ أفسس 4: 17 </w:t>
+      </w:r>
+      <w:r>
+        <w:rPr>
+          <w:rtl/>
+          <w:lang w:bidi="ar-LB"/>
+        </w:rPr>
+        <w:t>–</w:t>
+      </w:r>
+      <w:r>
+        <w:rPr>
+          <w:rFonts w:hint="cs"/>
+          <w:rtl/>
+          <w:lang w:bidi="ar-LB"/>
+        </w:rPr>
+        <w:t xml:space="preserve"> 18؛ </w:t>
+      </w:r>
+      <w:r>
+        <w:rPr>
+          <w:rFonts w:hint="cs"/>
+          <w:rtl/>
+          <w:lang w:bidi="ar-LB"/>
+        </w:rPr>
+        <w:t xml:space="preserve">مرقس 7: 27 </w:t>
+      </w:r>
+      <w:r>
+        <w:rPr>
+          <w:rtl/>
+          <w:lang w:bidi="ar-LB"/>
+        </w:rPr>
+        <w:t>–</w:t>
+      </w:r>
+      <w:r>
+        <w:rPr>
+          <w:rFonts w:hint="cs"/>
+          <w:rtl/>
+          <w:lang w:bidi="ar-LB"/>
+        </w:rPr>
+        <w:t xml:space="preserve"> 28)، الكنيسة (أفسس 1: 22 </w:t>
+      </w:r>
+      <w:r>
+        <w:rPr>
+          <w:rtl/>
+          <w:lang w:bidi="ar-LB"/>
+        </w:rPr>
+        <w:t>–</w:t>
+      </w:r>
+      <w:r>
+        <w:rPr>
+          <w:rFonts w:hint="cs"/>
+          <w:rtl/>
+          <w:lang w:bidi="ar-LB"/>
+        </w:rPr>
+        <w:t xml:space="preserve"> 23؛ أفسس 5: 29 </w:t>
+      </w:r>
+      <w:r>
+        <w:rPr>
+          <w:rtl/>
+          <w:lang w:bidi="ar-LB"/>
+        </w:rPr>
+        <w:t>–</w:t>
+      </w:r>
+      <w:r>
+        <w:rPr>
+          <w:rFonts w:hint="cs"/>
+          <w:rtl/>
+          <w:lang w:bidi="ar-LB"/>
+        </w:rPr>
+        <w:t xml:space="preserve"> 33؛ 1. بطرس 2: 9).</w:t>
+      </w:r>
+    </w:p>
+    <w:p>
+      <w:pPr>
+        <w:rPr>
+          <w:rtl/>
+          <w:lang w:bidi="ar-LB"/>
+        </w:rPr>
+      </w:pPr>
+      <w:r>
+        <w:rPr>
+          <w:rFonts w:hint="cs"/>
+          <w:rtl/>
+          <w:lang w:bidi="ar-LB"/>
+        </w:rPr>
+        <w:t xml:space="preserve">فإن قارن ما يقوله الكتاب عن إسرائيل والكنيسة فسيلاحظ بأنهما مختلفان تمامًا في </w:t>
+      </w:r>
+      <w:r>
+        <w:rPr>
+          <w:rFonts w:hint="cs"/>
+          <w:color w:val="FF0000"/>
+          <w:rtl/>
+          <w:lang w:bidi="ar-LB"/>
+        </w:rPr>
+        <w:t>نشأتهما، دعوتهما، وعدهما، سجودهما، قواعد سلوكهما ومصيرهما في المستقبل</w:t>
+      </w:r>
+      <w:r>
+        <w:rPr>
+          <w:rFonts w:hint="cs"/>
+          <w:rtl/>
+          <w:lang w:bidi="ar-LB"/>
+        </w:rPr>
+        <w:t>.</w:t>
+      </w:r>
+    </w:p>
+    <w:p>
+      <w:pPr>
+        <w:rPr>
+          <w:rtl/>
+          <w:lang w:bidi="ar-LB"/>
+        </w:rPr>
+      </w:pPr>
+      <w:r>
+        <w:rPr>
+          <w:rFonts w:hint="cs"/>
+          <w:rtl/>
+          <w:lang w:bidi="ar-LB"/>
+        </w:rPr>
+        <w:t>إسرائيل</w:t>
+      </w:r>
+    </w:p>
+    <w:p>
+      <w:pPr>
+        <w:rPr>
+          <w:rtl/>
+          <w:lang w:bidi="ar-LB"/>
+        </w:rPr>
+      </w:pPr>
+      <w:r>
+        <w:rPr>
+          <w:rFonts w:hint="cs"/>
+          <w:rtl/>
+          <w:lang w:bidi="ar-LB"/>
+        </w:rPr>
+        <w:t>"</w:t>
+      </w:r>
+      <w:r>
+        <w:rPr>
+          <w:rFonts w:ascii="Arial" w:hAnsi="Arial" w:cs="Arial" w:hint="cs"/>
+          <w:rtl/>
+          <w:lang w:bidi="ar-LB"/>
+        </w:rPr>
+        <w:t>​</w:t>
+      </w:r>
+      <w:r>
+        <w:rPr>
+          <w:rFonts w:hint="cs"/>
+          <w:rtl/>
+          <w:lang w:bidi="ar-LB"/>
+        </w:rPr>
+        <w:t>وَقَالَ</w:t>
+      </w:r>
+      <w:r>
+        <w:rPr>
+          <w:rtl/>
+          <w:lang w:bidi="ar-LB"/>
+        </w:rPr>
+        <w:t xml:space="preserve"> </w:t>
+      </w:r>
+      <w:r>
+        <w:rPr>
+          <w:rFonts w:hint="cs"/>
+          <w:rtl/>
+          <w:lang w:bidi="ar-LB"/>
+        </w:rPr>
+        <w:t>الرَّبُّ</w:t>
+      </w:r>
+      <w:r>
+        <w:rPr>
+          <w:rtl/>
+          <w:lang w:bidi="ar-LB"/>
+        </w:rPr>
+        <w:t xml:space="preserve"> </w:t>
+      </w:r>
+      <w:r>
+        <w:rPr>
+          <w:rFonts w:hint="cs"/>
+          <w:rtl/>
+          <w:lang w:bidi="ar-LB"/>
+        </w:rPr>
+        <w:t>لأَبْرَامَ</w:t>
+      </w:r>
+      <w:r>
+        <w:rPr>
+          <w:rtl/>
+          <w:lang w:bidi="ar-LB"/>
+        </w:rPr>
+        <w:t xml:space="preserve">: </w:t>
+      </w:r>
+      <w:r>
+        <w:rPr>
+          <w:rFonts w:hint="cs"/>
+          <w:rtl/>
+          <w:lang w:bidi="ar-LB"/>
+        </w:rPr>
+        <w:t>«اذْهَبْ</w:t>
+      </w:r>
+      <w:r>
+        <w:rPr>
+          <w:rtl/>
+          <w:lang w:bidi="ar-LB"/>
+        </w:rPr>
+        <w:t xml:space="preserve"> </w:t>
+      </w:r>
+      <w:r>
+        <w:rPr>
+          <w:rFonts w:hint="cs"/>
+          <w:rtl/>
+          <w:lang w:bidi="ar-LB"/>
+        </w:rPr>
+        <w:t>مِنْ</w:t>
+      </w:r>
+      <w:r>
+        <w:rPr>
+          <w:rtl/>
+          <w:lang w:bidi="ar-LB"/>
+        </w:rPr>
+        <w:t xml:space="preserve"> </w:t>
+      </w:r>
+      <w:r>
+        <w:rPr>
+          <w:rFonts w:hint="cs"/>
+          <w:rtl/>
+          <w:lang w:bidi="ar-LB"/>
+        </w:rPr>
+        <w:t>أَرْضِكَ</w:t>
+      </w:r>
+      <w:r>
+        <w:rPr>
+          <w:rtl/>
+          <w:lang w:bidi="ar-LB"/>
+        </w:rPr>
+        <w:t xml:space="preserve"> </w:t>
+      </w:r>
+      <w:r>
+        <w:rPr>
+          <w:rFonts w:hint="cs"/>
+          <w:rtl/>
+          <w:lang w:bidi="ar-LB"/>
+        </w:rPr>
+        <w:t>وَمِنْ</w:t>
+      </w:r>
+      <w:r>
+        <w:rPr>
+          <w:rtl/>
+          <w:lang w:bidi="ar-LB"/>
+        </w:rPr>
+        <w:t xml:space="preserve"> </w:t>
+      </w:r>
+      <w:r>
+        <w:rPr>
+          <w:rFonts w:hint="cs"/>
+          <w:rtl/>
+          <w:lang w:bidi="ar-LB"/>
+        </w:rPr>
+        <w:t>عَشِيرَتِكَ</w:t>
+      </w:r>
+      <w:r>
+        <w:rPr>
+          <w:rtl/>
+          <w:lang w:bidi="ar-LB"/>
+        </w:rPr>
+        <w:t xml:space="preserve"> </w:t>
+      </w:r>
+      <w:r>
+        <w:rPr>
+          <w:rFonts w:hint="cs"/>
+          <w:rtl/>
+          <w:lang w:bidi="ar-LB"/>
+        </w:rPr>
+        <w:t>وَمِنْ</w:t>
+      </w:r>
+      <w:r>
+        <w:rPr>
+          <w:rtl/>
+          <w:lang w:bidi="ar-LB"/>
+        </w:rPr>
+        <w:t xml:space="preserve"> </w:t>
+      </w:r>
+      <w:r>
+        <w:rPr>
+          <w:rFonts w:hint="cs"/>
+          <w:rtl/>
+          <w:lang w:bidi="ar-LB"/>
+        </w:rPr>
+        <w:t>بَيْتِ</w:t>
+      </w:r>
+      <w:r>
+        <w:rPr>
+          <w:rtl/>
+          <w:lang w:bidi="ar-LB"/>
+        </w:rPr>
+        <w:t xml:space="preserve"> </w:t>
+      </w:r>
+      <w:r>
+        <w:rPr>
+          <w:rFonts w:hint="cs"/>
+          <w:rtl/>
+          <w:lang w:bidi="ar-LB"/>
+        </w:rPr>
+        <w:t>أَبِيكَ</w:t>
+      </w:r>
+      <w:r>
+        <w:rPr>
+          <w:rtl/>
+          <w:lang w:bidi="ar-LB"/>
+        </w:rPr>
+        <w:t xml:space="preserve"> </w:t>
+      </w:r>
+      <w:r>
+        <w:rPr>
+          <w:rFonts w:hint="cs"/>
+          <w:rtl/>
+          <w:lang w:bidi="ar-LB"/>
+        </w:rPr>
+        <w:t>إِلَى</w:t>
+      </w:r>
+      <w:r>
+        <w:rPr>
+          <w:rtl/>
+          <w:lang w:bidi="ar-LB"/>
+        </w:rPr>
+        <w:t xml:space="preserve"> </w:t>
+      </w:r>
+      <w:r>
+        <w:rPr>
+          <w:rFonts w:hint="cs"/>
+          <w:rtl/>
+          <w:lang w:bidi="ar-LB"/>
+        </w:rPr>
+        <w:t>الأَرْضِ</w:t>
+      </w:r>
+      <w:r>
+        <w:rPr>
+          <w:rtl/>
+          <w:lang w:bidi="ar-LB"/>
+        </w:rPr>
+        <w:t xml:space="preserve"> </w:t>
+      </w:r>
+      <w:r>
+        <w:rPr>
+          <w:rFonts w:hint="cs"/>
+          <w:rtl/>
+          <w:lang w:bidi="ar-LB"/>
+        </w:rPr>
+        <w:t>الَّتِي</w:t>
+      </w:r>
+      <w:r>
+        <w:rPr>
+          <w:rtl/>
+          <w:lang w:bidi="ar-LB"/>
+        </w:rPr>
+        <w:t xml:space="preserve"> </w:t>
+      </w:r>
+      <w:r>
+        <w:rPr>
+          <w:rFonts w:hint="cs"/>
+          <w:rtl/>
+          <w:lang w:bidi="ar-LB"/>
+        </w:rPr>
+        <w:t>أُرِيكَ</w:t>
+      </w:r>
+      <w:r>
+        <w:rPr>
+          <w:rtl/>
+          <w:lang w:bidi="ar-LB"/>
+        </w:rPr>
+        <w:t>.</w:t>
+      </w:r>
+      <w:r>
+        <w:rPr>
+          <w:rFonts w:hint="cs"/>
+          <w:rtl/>
+          <w:lang w:bidi="ar-LB"/>
+        </w:rPr>
+        <w:t>" (تكوين 12: 1).</w:t>
+      </w:r>
+    </w:p>
+    <w:p>
+      <w:pPr>
+        <w:rPr>
+          <w:rtl/>
+          <w:lang w:bidi="ar-LB"/>
+        </w:rPr>
+      </w:pPr>
+      <w:r>
+        <w:rPr>
+          <w:rFonts w:hint="cs"/>
+          <w:rtl/>
+          <w:lang w:bidi="ar-LB"/>
+        </w:rPr>
+        <w:t>"</w:t>
+      </w:r>
+      <w:r>
+        <w:rPr>
+          <w:rtl/>
+          <w:lang w:bidi="ar-LB"/>
+        </w:rPr>
+        <w:t xml:space="preserve">لأَنَّ الرَّبَّ إِلهَكَ آتٍ بِكَ إِلَى أَرْضٍ جَيِّدَةٍ. أَرْضِ أَنْهَارٍ مِنْ عُيُونٍ، وَغِمَارٍ تَنْبَعُ فِي الْبِقَاعِ وَالْجِبَالِ.  </w:t>
+      </w:r>
+      <w:r>
+        <w:rPr>
+          <w:rFonts w:ascii="Arial" w:hAnsi="Arial" w:cs="Arial" w:hint="cs"/>
+          <w:rtl/>
+          <w:lang w:bidi="ar-LB"/>
+        </w:rPr>
+        <w:t>​</w:t>
+      </w:r>
+      <w:r>
+        <w:rPr>
+          <w:rtl/>
+          <w:lang w:bidi="ar-LB"/>
+        </w:rPr>
+        <w:t>8</w:t>
+      </w:r>
+      <w:r>
+        <w:rPr>
+          <w:rFonts w:ascii="Arial" w:hAnsi="Arial" w:cs="Arial" w:hint="cs"/>
+          <w:rtl/>
+          <w:lang w:bidi="ar-LB"/>
+        </w:rPr>
+        <w:t>​</w:t>
+      </w:r>
+      <w:r>
+        <w:rPr>
+          <w:rtl/>
+          <w:lang w:bidi="ar-LB"/>
+        </w:rPr>
+        <w:t xml:space="preserve"> </w:t>
+      </w:r>
+      <w:r>
+        <w:rPr>
+          <w:rFonts w:ascii="Arial" w:hAnsi="Arial" w:cs="Arial" w:hint="cs"/>
+          <w:rtl/>
+          <w:lang w:bidi="ar-LB"/>
+        </w:rPr>
+        <w:t>​</w:t>
+      </w:r>
+      <w:r>
+        <w:rPr>
+          <w:rFonts w:hint="cs"/>
+          <w:rtl/>
+          <w:lang w:bidi="ar-LB"/>
+        </w:rPr>
+        <w:t>أَرْضِ</w:t>
+      </w:r>
+      <w:r>
+        <w:rPr>
+          <w:rtl/>
+          <w:lang w:bidi="ar-LB"/>
+        </w:rPr>
+        <w:t xml:space="preserve"> </w:t>
+      </w:r>
+      <w:r>
+        <w:rPr>
+          <w:rFonts w:hint="cs"/>
+          <w:rtl/>
+          <w:lang w:bidi="ar-LB"/>
+        </w:rPr>
+        <w:t>حِنْطَةٍ</w:t>
+      </w:r>
+      <w:r>
+        <w:rPr>
+          <w:rtl/>
+          <w:lang w:bidi="ar-LB"/>
+        </w:rPr>
+        <w:t xml:space="preserve"> </w:t>
+      </w:r>
+      <w:r>
+        <w:rPr>
+          <w:rFonts w:hint="cs"/>
+          <w:rtl/>
+          <w:lang w:bidi="ar-LB"/>
+        </w:rPr>
+        <w:t>وَشَعِيرٍ</w:t>
+      </w:r>
+      <w:r>
+        <w:rPr>
+          <w:rtl/>
+          <w:lang w:bidi="ar-LB"/>
+        </w:rPr>
+        <w:t xml:space="preserve"> </w:t>
+      </w:r>
+      <w:r>
+        <w:rPr>
+          <w:rFonts w:hint="cs"/>
+          <w:rtl/>
+          <w:lang w:bidi="ar-LB"/>
+        </w:rPr>
+        <w:t>وَكَرْمٍ</w:t>
+      </w:r>
+      <w:r>
+        <w:rPr>
+          <w:rtl/>
+          <w:lang w:bidi="ar-LB"/>
+        </w:rPr>
+        <w:t xml:space="preserve"> </w:t>
+      </w:r>
+      <w:r>
+        <w:rPr>
+          <w:rFonts w:hint="cs"/>
+          <w:rtl/>
+          <w:lang w:bidi="ar-LB"/>
+        </w:rPr>
+        <w:t>وَتِينٍ</w:t>
+      </w:r>
+      <w:r>
+        <w:rPr>
+          <w:rtl/>
+          <w:lang w:bidi="ar-LB"/>
+        </w:rPr>
+        <w:t xml:space="preserve"> </w:t>
+      </w:r>
+      <w:r>
+        <w:rPr>
+          <w:rFonts w:hint="cs"/>
+          <w:rtl/>
+          <w:lang w:bidi="ar-LB"/>
+        </w:rPr>
+        <w:t>وَرُمَّانٍ</w:t>
+      </w:r>
+      <w:r>
+        <w:rPr>
+          <w:rtl/>
+          <w:lang w:bidi="ar-LB"/>
+        </w:rPr>
+        <w:t xml:space="preserve">. </w:t>
+      </w:r>
+      <w:r>
+        <w:rPr>
+          <w:rFonts w:hint="cs"/>
+          <w:rtl/>
+          <w:lang w:bidi="ar-LB"/>
+        </w:rPr>
+        <w:t>أَرْضِ</w:t>
+      </w:r>
+      <w:r>
+        <w:rPr>
+          <w:rtl/>
+          <w:lang w:bidi="ar-LB"/>
+        </w:rPr>
+        <w:t xml:space="preserve"> </w:t>
+      </w:r>
+      <w:r>
+        <w:rPr>
+          <w:rFonts w:hint="cs"/>
+          <w:rtl/>
+          <w:lang w:bidi="ar-LB"/>
+        </w:rPr>
+        <w:t>زَيْتُونِ</w:t>
+      </w:r>
+      <w:r>
+        <w:rPr>
+          <w:rtl/>
+          <w:lang w:bidi="ar-LB"/>
+        </w:rPr>
+        <w:t xml:space="preserve"> </w:t>
+      </w:r>
+      <w:r>
+        <w:rPr>
+          <w:rFonts w:hint="cs"/>
+          <w:rtl/>
+          <w:lang w:bidi="ar-LB"/>
+        </w:rPr>
+        <w:t>زَيْتٍ،</w:t>
+      </w:r>
+      <w:r>
+        <w:rPr>
+          <w:rtl/>
+          <w:lang w:bidi="ar-LB"/>
+        </w:rPr>
+        <w:t xml:space="preserve"> </w:t>
+      </w:r>
+      <w:r>
+        <w:rPr>
+          <w:rFonts w:hint="cs"/>
+          <w:rtl/>
+          <w:lang w:bidi="ar-LB"/>
+        </w:rPr>
+        <w:t>وَعَسَل</w:t>
+      </w:r>
+      <w:r>
+        <w:rPr>
+          <w:rtl/>
+          <w:lang w:bidi="ar-LB"/>
+        </w:rPr>
+        <w:t xml:space="preserve">.  </w:t>
+      </w:r>
+      <w:r>
+        <w:rPr>
+          <w:rFonts w:ascii="Arial" w:hAnsi="Arial" w:cs="Arial" w:hint="cs"/>
+          <w:rtl/>
+          <w:lang w:bidi="ar-LB"/>
+        </w:rPr>
+        <w:t>​</w:t>
+      </w:r>
+      <w:r>
+        <w:rPr>
+          <w:rtl/>
+          <w:lang w:bidi="ar-LB"/>
+        </w:rPr>
+        <w:t>9</w:t>
+      </w:r>
+      <w:r>
+        <w:rPr>
+          <w:rFonts w:ascii="Arial" w:hAnsi="Arial" w:cs="Arial" w:hint="cs"/>
+          <w:rtl/>
+          <w:lang w:bidi="ar-LB"/>
+        </w:rPr>
+        <w:t>​</w:t>
+      </w:r>
+      <w:r>
+        <w:rPr>
+          <w:rtl/>
+          <w:lang w:bidi="ar-LB"/>
+        </w:rPr>
+        <w:t xml:space="preserve"> </w:t>
+      </w:r>
+      <w:r>
+        <w:rPr>
+          <w:rFonts w:ascii="Arial" w:hAnsi="Arial" w:cs="Arial" w:hint="cs"/>
+          <w:rtl/>
+          <w:lang w:bidi="ar-LB"/>
+        </w:rPr>
+        <w:t>​</w:t>
+      </w:r>
+      <w:r>
+        <w:rPr>
+          <w:rFonts w:hint="cs"/>
+          <w:rtl/>
+          <w:lang w:bidi="ar-LB"/>
+        </w:rPr>
+        <w:t>أَرْضٌ</w:t>
+      </w:r>
+      <w:r>
+        <w:rPr>
+          <w:rtl/>
+          <w:lang w:bidi="ar-LB"/>
+        </w:rPr>
+        <w:t xml:space="preserve"> </w:t>
+      </w:r>
+      <w:r>
+        <w:rPr>
+          <w:rFonts w:hint="cs"/>
+          <w:rtl/>
+          <w:lang w:bidi="ar-LB"/>
+        </w:rPr>
+        <w:t>لَيْسَ</w:t>
+      </w:r>
+      <w:r>
+        <w:rPr>
+          <w:rtl/>
+          <w:lang w:bidi="ar-LB"/>
+        </w:rPr>
+        <w:t xml:space="preserve"> </w:t>
+      </w:r>
+      <w:r>
+        <w:rPr>
+          <w:rFonts w:hint="cs"/>
+          <w:rtl/>
+          <w:lang w:bidi="ar-LB"/>
+        </w:rPr>
+        <w:t>بِالْمَسْكَنَةِ</w:t>
+      </w:r>
+      <w:r>
+        <w:rPr>
+          <w:rtl/>
+          <w:lang w:bidi="ar-LB"/>
+        </w:rPr>
+        <w:t xml:space="preserve"> </w:t>
+      </w:r>
+      <w:r>
+        <w:rPr>
+          <w:rFonts w:hint="cs"/>
+          <w:rtl/>
+          <w:lang w:bidi="ar-LB"/>
+        </w:rPr>
+        <w:t>تَأْكُلُ</w:t>
+      </w:r>
+      <w:r>
+        <w:rPr>
+          <w:rtl/>
+          <w:lang w:bidi="ar-LB"/>
+        </w:rPr>
+        <w:t xml:space="preserve"> </w:t>
+      </w:r>
+      <w:r>
+        <w:rPr>
+          <w:rFonts w:hint="cs"/>
+          <w:rtl/>
+          <w:lang w:bidi="ar-LB"/>
+        </w:rPr>
+        <w:t>فِيهَا</w:t>
+      </w:r>
+      <w:r>
+        <w:rPr>
+          <w:rtl/>
+          <w:lang w:bidi="ar-LB"/>
+        </w:rPr>
+        <w:t xml:space="preserve"> </w:t>
+      </w:r>
+      <w:r>
+        <w:rPr>
+          <w:rFonts w:hint="cs"/>
+          <w:rtl/>
+          <w:lang w:bidi="ar-LB"/>
+        </w:rPr>
+        <w:t>خُبْزًا،</w:t>
+      </w:r>
+      <w:r>
+        <w:rPr>
+          <w:rFonts w:hint="cs"/>
+          <w:rtl/>
+          <w:lang w:bidi="ar-LB"/>
+        </w:rPr>
+        <w:t xml:space="preserve">" (تثنية 8: 7 </w:t>
+      </w:r>
+      <w:r>
+        <w:rPr>
+          <w:rtl/>
+          <w:lang w:bidi="ar-LB"/>
+        </w:rPr>
+        <w:t>–</w:t>
+      </w:r>
+      <w:r>
+        <w:rPr>
+          <w:rFonts w:hint="cs"/>
+          <w:rtl/>
+          <w:lang w:bidi="ar-LB"/>
+        </w:rPr>
+        <w:t xml:space="preserve"> 9).</w:t>
+      </w:r>
+    </w:p>
+    <w:p>
+      <w:pPr>
+        <w:rPr>
+          <w:rtl/>
+          <w:lang w:bidi="ar-LB"/>
+        </w:rPr>
+      </w:pPr>
+      <w:r>
+        <w:rPr>
+          <w:rFonts w:hint="cs"/>
+          <w:rtl/>
+          <w:lang w:bidi="ar-LB"/>
+        </w:rPr>
+        <w:t>"</w:t>
+      </w:r>
+      <w:r>
+        <w:rPr>
+          <w:rtl/>
+          <w:lang w:bidi="ar-LB"/>
+        </w:rPr>
+        <w:t xml:space="preserve">فَقَالَ: «أَنَا عَبْدُ إِبْرَاهِيمَ، </w:t>
+      </w:r>
+      <w:r>
+        <w:rPr>
+          <w:rFonts w:ascii="Arial" w:hAnsi="Arial" w:cs="Arial" w:hint="cs"/>
+          <w:rtl/>
+          <w:lang w:bidi="ar-LB"/>
+        </w:rPr>
+        <w:t>​</w:t>
+      </w:r>
+      <w:r>
+        <w:rPr>
+          <w:rtl/>
+          <w:lang w:bidi="ar-LB"/>
+        </w:rPr>
+        <w:t>35</w:t>
+      </w:r>
+      <w:r>
+        <w:rPr>
+          <w:rFonts w:ascii="Arial" w:hAnsi="Arial" w:cs="Arial" w:hint="cs"/>
+          <w:rtl/>
+          <w:lang w:bidi="ar-LB"/>
+        </w:rPr>
+        <w:t>​</w:t>
+      </w:r>
+      <w:r>
+        <w:rPr>
+          <w:rtl/>
+          <w:lang w:bidi="ar-LB"/>
+        </w:rPr>
+        <w:t xml:space="preserve"> </w:t>
+      </w:r>
+      <w:r>
+        <w:rPr>
+          <w:rFonts w:ascii="Arial" w:hAnsi="Arial" w:cs="Arial" w:hint="cs"/>
+          <w:rtl/>
+          <w:lang w:bidi="ar-LB"/>
+        </w:rPr>
+        <w:t>​</w:t>
+      </w:r>
+      <w:r>
+        <w:rPr>
+          <w:rFonts w:hint="cs"/>
+          <w:rtl/>
+          <w:lang w:bidi="ar-LB"/>
+        </w:rPr>
+        <w:t>وَالرَّبُّ</w:t>
+      </w:r>
+      <w:r>
+        <w:rPr>
+          <w:rtl/>
+          <w:lang w:bidi="ar-LB"/>
+        </w:rPr>
+        <w:t xml:space="preserve"> </w:t>
+      </w:r>
+      <w:r>
+        <w:rPr>
+          <w:rFonts w:hint="cs"/>
+          <w:rtl/>
+          <w:lang w:bidi="ar-LB"/>
+        </w:rPr>
+        <w:t>قَدْ</w:t>
+      </w:r>
+      <w:r>
+        <w:rPr>
+          <w:rtl/>
+          <w:lang w:bidi="ar-LB"/>
+        </w:rPr>
+        <w:t xml:space="preserve"> </w:t>
+      </w:r>
+      <w:r>
+        <w:rPr>
+          <w:rFonts w:hint="cs"/>
+          <w:rtl/>
+          <w:lang w:bidi="ar-LB"/>
+        </w:rPr>
+        <w:t>بَارَكَ</w:t>
+      </w:r>
+      <w:r>
+        <w:rPr>
+          <w:rtl/>
+          <w:lang w:bidi="ar-LB"/>
+        </w:rPr>
+        <w:t xml:space="preserve"> </w:t>
+      </w:r>
+      <w:r>
+        <w:rPr>
+          <w:rFonts w:hint="cs"/>
+          <w:rtl/>
+          <w:lang w:bidi="ar-LB"/>
+        </w:rPr>
+        <w:t>مَوْلاَيَ</w:t>
+      </w:r>
+      <w:r>
+        <w:rPr>
+          <w:rtl/>
+          <w:lang w:bidi="ar-LB"/>
+        </w:rPr>
+        <w:t xml:space="preserve"> </w:t>
+      </w:r>
+      <w:r>
+        <w:rPr>
+          <w:rFonts w:hint="cs"/>
+          <w:rtl/>
+          <w:lang w:bidi="ar-LB"/>
+        </w:rPr>
+        <w:t>جِدًّا</w:t>
+      </w:r>
+      <w:r>
+        <w:rPr>
+          <w:rtl/>
+          <w:lang w:bidi="ar-LB"/>
+        </w:rPr>
+        <w:t xml:space="preserve"> </w:t>
+      </w:r>
+      <w:r>
+        <w:rPr>
+          <w:rFonts w:hint="cs"/>
+          <w:rtl/>
+          <w:lang w:bidi="ar-LB"/>
+        </w:rPr>
+        <w:t>فَصَارَ</w:t>
+      </w:r>
+      <w:r>
+        <w:rPr>
+          <w:rtl/>
+          <w:lang w:bidi="ar-LB"/>
+        </w:rPr>
+        <w:t xml:space="preserve"> </w:t>
+      </w:r>
+      <w:r>
+        <w:rPr>
+          <w:rFonts w:hint="cs"/>
+          <w:rtl/>
+          <w:lang w:bidi="ar-LB"/>
+        </w:rPr>
+        <w:t>عَظِيمًا،</w:t>
+      </w:r>
+      <w:r>
+        <w:rPr>
+          <w:rtl/>
+          <w:lang w:bidi="ar-LB"/>
+        </w:rPr>
+        <w:t xml:space="preserve"> </w:t>
+      </w:r>
+      <w:r>
+        <w:rPr>
+          <w:rFonts w:hint="cs"/>
+          <w:rtl/>
+          <w:lang w:bidi="ar-LB"/>
+        </w:rPr>
+        <w:t>وَأَعْطَاهُ</w:t>
+      </w:r>
+      <w:r>
+        <w:rPr>
+          <w:rtl/>
+          <w:lang w:bidi="ar-LB"/>
+        </w:rPr>
+        <w:t xml:space="preserve"> </w:t>
+      </w:r>
+      <w:r>
+        <w:rPr>
+          <w:rFonts w:hint="cs"/>
+          <w:rtl/>
+          <w:lang w:bidi="ar-LB"/>
+        </w:rPr>
+        <w:t>غَنَمًا</w:t>
+      </w:r>
+      <w:r>
+        <w:rPr>
+          <w:rtl/>
+          <w:lang w:bidi="ar-LB"/>
+        </w:rPr>
+        <w:t xml:space="preserve"> </w:t>
+      </w:r>
+      <w:r>
+        <w:rPr>
+          <w:rFonts w:hint="cs"/>
+          <w:rtl/>
+          <w:lang w:bidi="ar-LB"/>
+        </w:rPr>
+        <w:t>وَبَقَرًا</w:t>
+      </w:r>
+      <w:r>
+        <w:rPr>
+          <w:rtl/>
+          <w:lang w:bidi="ar-LB"/>
+        </w:rPr>
+        <w:t xml:space="preserve"> </w:t>
+      </w:r>
+      <w:r>
+        <w:rPr>
+          <w:rFonts w:hint="cs"/>
+          <w:rtl/>
+          <w:lang w:bidi="ar-LB"/>
+        </w:rPr>
+        <w:t>وَفِضَّةً</w:t>
+      </w:r>
+      <w:r>
+        <w:rPr>
+          <w:rtl/>
+          <w:lang w:bidi="ar-LB"/>
+        </w:rPr>
+        <w:t xml:space="preserve"> </w:t>
+      </w:r>
+      <w:r>
+        <w:rPr>
+          <w:rFonts w:hint="cs"/>
+          <w:rtl/>
+          <w:lang w:bidi="ar-LB"/>
+        </w:rPr>
+        <w:t>وَذَهَبًا</w:t>
+      </w:r>
+      <w:r>
+        <w:rPr>
+          <w:rtl/>
+          <w:lang w:bidi="ar-LB"/>
+        </w:rPr>
+        <w:t xml:space="preserve"> </w:t>
+      </w:r>
+      <w:r>
+        <w:rPr>
+          <w:rFonts w:hint="cs"/>
+          <w:rtl/>
+          <w:lang w:bidi="ar-LB"/>
+        </w:rPr>
+        <w:t>وَعَبِيدًا</w:t>
+      </w:r>
+      <w:r>
+        <w:rPr>
+          <w:rtl/>
+          <w:lang w:bidi="ar-LB"/>
+        </w:rPr>
+        <w:t xml:space="preserve"> </w:t>
+      </w:r>
+      <w:r>
+        <w:rPr>
+          <w:rFonts w:hint="cs"/>
+          <w:rtl/>
+          <w:lang w:bidi="ar-LB"/>
+        </w:rPr>
+        <w:t>وَإِمَاءً</w:t>
+      </w:r>
+      <w:r>
+        <w:rPr>
+          <w:rtl/>
+          <w:lang w:bidi="ar-LB"/>
+        </w:rPr>
+        <w:t xml:space="preserve"> </w:t>
+      </w:r>
+      <w:r>
+        <w:rPr>
+          <w:rFonts w:hint="cs"/>
+          <w:rtl/>
+          <w:lang w:bidi="ar-LB"/>
+        </w:rPr>
+        <w:t>وَجِمَالاً</w:t>
+      </w:r>
+      <w:r>
+        <w:rPr>
+          <w:rtl/>
+          <w:lang w:bidi="ar-LB"/>
+        </w:rPr>
+        <w:t xml:space="preserve"> </w:t>
+      </w:r>
+      <w:r>
+        <w:rPr>
+          <w:rFonts w:hint="cs"/>
+          <w:rtl/>
+          <w:lang w:bidi="ar-LB"/>
+        </w:rPr>
+        <w:t>وَحَمِيرًا</w:t>
+      </w:r>
+      <w:r>
+        <w:rPr>
+          <w:rtl/>
+          <w:lang w:bidi="ar-LB"/>
+        </w:rPr>
+        <w:t>.</w:t>
+      </w:r>
+      <w:r>
+        <w:rPr>
+          <w:rFonts w:hint="cs"/>
+          <w:rtl/>
+          <w:lang w:bidi="ar-LB"/>
+        </w:rPr>
+        <w:t xml:space="preserve">" (تكوين 24: 34 </w:t>
+      </w:r>
+      <w:r>
+        <w:rPr>
+          <w:rtl/>
+          <w:lang w:bidi="ar-LB"/>
+        </w:rPr>
+        <w:t>–</w:t>
+      </w:r>
+      <w:r>
+        <w:rPr>
+          <w:rFonts w:hint="cs"/>
+          <w:rtl/>
+          <w:lang w:bidi="ar-LB"/>
+        </w:rPr>
+        <w:t xml:space="preserve"> 35).</w:t>
+      </w:r>
+    </w:p>
+    <w:p>
+      <w:pPr>
+        <w:rPr>
+          <w:rtl/>
+          <w:lang w:bidi="ar-LB"/>
+        </w:rPr>
+      </w:pPr>
+      <w:r>
+        <w:rPr>
+          <w:rFonts w:hint="cs"/>
+          <w:rtl/>
+          <w:lang w:bidi="ar-LB"/>
+        </w:rPr>
+        <w:t>"</w:t>
+      </w:r>
+      <w:r>
+        <w:rPr>
+          <w:rtl/>
+          <w:lang w:bidi="ar-LB"/>
+        </w:rPr>
+        <w:t>يَجْعَلُ الرَّبُّ أَعْدَاءَكَ الْقَائِمِينَ عَلَيْكَ مُنْهَزِمِينَ أَمَامَكَ. فِي طَرِيق وَاحِدَةٍ يَخْرُجُونَ عَلَيْكَ، وَفِي سَبْعِ طُرُق يَهْرُبُونَ أَمَامَكَ.</w:t>
+      </w:r>
+      <w:r>
+        <w:rPr>
+          <w:rFonts w:hint="cs"/>
+          <w:rtl/>
+          <w:lang w:bidi="ar-LB"/>
+        </w:rPr>
+        <w:t>" (تثنية 28: 7). "</w:t>
+      </w:r>
+      <w:r>
+        <w:rPr>
+          <w:rFonts w:ascii="Arial" w:hAnsi="Arial" w:cs="Arial" w:hint="cs"/>
+          <w:rtl/>
+          <w:lang w:bidi="ar-LB"/>
+        </w:rPr>
+        <w:t>​</w:t>
+      </w:r>
+      <w:r>
+        <w:rPr>
+          <w:rFonts w:hint="cs"/>
+          <w:rtl/>
+          <w:lang w:bidi="ar-LB"/>
+        </w:rPr>
+        <w:t>وَيَجْعَلُكَ</w:t>
+      </w:r>
+      <w:r>
+        <w:rPr>
+          <w:rtl/>
+          <w:lang w:bidi="ar-LB"/>
+        </w:rPr>
+        <w:t xml:space="preserve"> </w:t>
+      </w:r>
+      <w:r>
+        <w:rPr>
+          <w:rFonts w:hint="cs"/>
+          <w:rtl/>
+          <w:lang w:bidi="ar-LB"/>
+        </w:rPr>
+        <w:t>الرَّبُّ</w:t>
+      </w:r>
+      <w:r>
+        <w:rPr>
+          <w:rtl/>
+          <w:lang w:bidi="ar-LB"/>
+        </w:rPr>
+        <w:t xml:space="preserve"> </w:t>
+      </w:r>
+      <w:r>
+        <w:rPr>
+          <w:rFonts w:hint="cs"/>
+          <w:rtl/>
+          <w:lang w:bidi="ar-LB"/>
+        </w:rPr>
+        <w:t>رَأْسًا</w:t>
+      </w:r>
+      <w:r>
+        <w:rPr>
+          <w:rtl/>
+          <w:lang w:bidi="ar-LB"/>
+        </w:rPr>
+        <w:t xml:space="preserve"> </w:t>
+      </w:r>
+      <w:r>
+        <w:rPr>
+          <w:rFonts w:hint="cs"/>
+          <w:rtl/>
+          <w:lang w:bidi="ar-LB"/>
+        </w:rPr>
+        <w:t>لاَ</w:t>
+      </w:r>
+      <w:r>
+        <w:rPr>
+          <w:rtl/>
+          <w:lang w:bidi="ar-LB"/>
+        </w:rPr>
+        <w:t xml:space="preserve"> </w:t>
+      </w:r>
+      <w:r>
+        <w:rPr>
+          <w:rFonts w:hint="cs"/>
+          <w:rtl/>
+          <w:lang w:bidi="ar-LB"/>
+        </w:rPr>
+        <w:t>ذَنَبًا،</w:t>
+      </w:r>
+      <w:r>
+        <w:rPr>
+          <w:rtl/>
+          <w:lang w:bidi="ar-LB"/>
+        </w:rPr>
+        <w:t xml:space="preserve"> </w:t>
+      </w:r>
+      <w:r>
+        <w:rPr>
+          <w:rFonts w:hint="cs"/>
+          <w:rtl/>
+          <w:lang w:bidi="ar-LB"/>
+        </w:rPr>
+        <w:t>وَتَكُونُ</w:t>
+      </w:r>
+      <w:r>
+        <w:rPr>
+          <w:rtl/>
+          <w:lang w:bidi="ar-LB"/>
+        </w:rPr>
+        <w:t xml:space="preserve"> </w:t>
+      </w:r>
+      <w:r>
+        <w:rPr>
+          <w:rFonts w:hint="cs"/>
+          <w:rtl/>
+          <w:lang w:bidi="ar-LB"/>
+        </w:rPr>
+        <w:t>فِي</w:t>
+      </w:r>
+      <w:r>
+        <w:rPr>
+          <w:rtl/>
+          <w:lang w:bidi="ar-LB"/>
+        </w:rPr>
+        <w:t xml:space="preserve"> </w:t>
+      </w:r>
+      <w:r>
+        <w:rPr>
+          <w:rFonts w:hint="cs"/>
+          <w:rtl/>
+          <w:lang w:bidi="ar-LB"/>
+        </w:rPr>
+        <w:t>الارْتِفَاعِ</w:t>
+      </w:r>
+      <w:r>
+        <w:rPr>
+          <w:rtl/>
+          <w:lang w:bidi="ar-LB"/>
+        </w:rPr>
+        <w:t xml:space="preserve"> </w:t>
+      </w:r>
+      <w:r>
+        <w:rPr>
+          <w:rFonts w:hint="cs"/>
+          <w:rtl/>
+          <w:lang w:bidi="ar-LB"/>
+        </w:rPr>
+        <w:t>فَقَطْ</w:t>
+      </w:r>
+      <w:r>
+        <w:rPr>
+          <w:rtl/>
+          <w:lang w:bidi="ar-LB"/>
+        </w:rPr>
+        <w:t xml:space="preserve"> </w:t>
+      </w:r>
+      <w:r>
+        <w:rPr>
+          <w:rFonts w:hint="cs"/>
+          <w:rtl/>
+          <w:lang w:bidi="ar-LB"/>
+        </w:rPr>
+        <w:t>وَلاَ</w:t>
+      </w:r>
+      <w:r>
+        <w:rPr>
+          <w:rtl/>
+          <w:lang w:bidi="ar-LB"/>
+        </w:rPr>
+        <w:t xml:space="preserve"> </w:t>
+      </w:r>
+      <w:r>
+        <w:rPr>
+          <w:rFonts w:hint="cs"/>
+          <w:rtl/>
+          <w:lang w:bidi="ar-LB"/>
+        </w:rPr>
+        <w:t>تَكُونُ</w:t>
+      </w:r>
+      <w:r>
+        <w:rPr>
+          <w:rtl/>
+          <w:lang w:bidi="ar-LB"/>
+        </w:rPr>
+        <w:t xml:space="preserve"> </w:t>
+      </w:r>
+      <w:r>
+        <w:rPr>
+          <w:rFonts w:hint="cs"/>
+          <w:rtl/>
+          <w:lang w:bidi="ar-LB"/>
+        </w:rPr>
+        <w:t>فِي</w:t>
+      </w:r>
+      <w:r>
+        <w:rPr>
+          <w:rtl/>
+          <w:lang w:bidi="ar-LB"/>
+        </w:rPr>
+        <w:t xml:space="preserve"> </w:t>
+      </w:r>
+      <w:r>
+        <w:rPr>
+          <w:rFonts w:hint="cs"/>
+          <w:rtl/>
+          <w:lang w:bidi="ar-LB"/>
+        </w:rPr>
+        <w:t>الانْحِطَاطِ،</w:t>
+      </w:r>
+      <w:r>
+        <w:rPr>
+          <w:rFonts w:hint="cs"/>
+          <w:rtl/>
+          <w:lang w:bidi="ar-LB"/>
+        </w:rPr>
+        <w:t>..." (تثنية 28: 13).</w:t>
+      </w:r>
+    </w:p>
+    <w:p>
+      <w:pPr>
+        <w:rPr>
+          <w:rtl/>
+          <w:lang w:bidi="ar-LB"/>
+        </w:rPr>
+      </w:pPr>
+      <w:r>
+        <w:rPr>
+          <w:rFonts w:hint="cs"/>
+          <w:rtl/>
+          <w:lang w:bidi="ar-LB"/>
+        </w:rPr>
+        <w:t>الكنيسة</w:t>
+      </w:r>
+    </w:p>
+    <w:p>
+      <w:pPr>
+        <w:rPr>
+          <w:rtl/>
+          <w:lang w:bidi="ar-LB"/>
+        </w:rPr>
+      </w:pPr>
+      <w:r>
+        <w:rPr>
+          <w:rFonts w:hint="cs"/>
+          <w:rtl/>
+          <w:lang w:bidi="ar-LB"/>
+        </w:rPr>
+        <w:t>"</w:t>
+      </w:r>
+      <w:r>
+        <w:rPr>
+          <w:rtl/>
+          <w:lang w:bidi="ar-LB"/>
+        </w:rPr>
+        <w:t>مِنْ ثَمَّ أَيُّهَا الإِخْوَةُ الْقِدِّيسُونَ، شُرَكَاءُ الدَّعْوَةِ السَّمَاوِيَّةِ،</w:t>
+      </w:r>
+      <w:r>
+        <w:rPr>
+          <w:rFonts w:hint="cs"/>
+          <w:rtl/>
+          <w:lang w:bidi="ar-LB"/>
+        </w:rPr>
+        <w:t>" (عبرانيين 3: 1).</w:t>
+      </w:r>
+    </w:p>
+    <w:p>
+      <w:pPr>
+        <w:rPr>
+          <w:rtl/>
+          <w:lang w:bidi="ar-LB"/>
+        </w:rPr>
+      </w:pPr>
+      <w:r>
+        <w:rPr>
+          <w:rFonts w:hint="cs"/>
+          <w:rtl/>
+          <w:lang w:bidi="ar-LB"/>
+        </w:rPr>
+        <w:t>"</w:t>
+      </w:r>
+      <w:r>
+        <w:rPr>
+          <w:rtl/>
+          <w:lang w:bidi="ar-LB"/>
+        </w:rPr>
+        <w:t>فَإِنَّ سِيرَتَنَا نَحْنُ هِيَ فِي السَّمَاوَاتِ</w:t>
+      </w:r>
+      <w:r>
+        <w:rPr>
+          <w:rFonts w:hint="cs"/>
+          <w:rtl/>
+          <w:lang w:bidi="ar-LB"/>
+        </w:rPr>
+        <w:t>" (فيلبي 3: 20).</w:t>
+      </w:r>
+    </w:p>
+    <w:p>
+      <w:pPr>
+        <w:rPr>
+          <w:rtl/>
+          <w:lang w:bidi="ar-LB"/>
+        </w:rPr>
+      </w:pPr>
+      <w:r>
+        <w:rPr>
+          <w:rFonts w:hint="cs"/>
+          <w:rtl/>
+          <w:lang w:bidi="ar-LB"/>
+        </w:rPr>
+        <w:t>"</w:t>
+      </w:r>
+      <w:r>
+        <w:rPr>
+          <w:rtl/>
+          <w:lang w:bidi="ar-LB"/>
+        </w:rPr>
+        <w:t>فَقَالَ لَهُ يَسُوعُ: «لِلثَّعَالِب أَوْجِرَةٌ وَلِطُيُورِ السَّمَاءِ أَوْكَارٌ، وَأَمَّا ابْنُ الإِنْسَانِ فَلَيْسَ لَهُ أَيْنَ يُسْنِدُ رَأْسَهُ».</w:t>
+      </w:r>
+      <w:r>
+        <w:rPr>
+          <w:rFonts w:hint="cs"/>
+          <w:rtl/>
+          <w:lang w:bidi="ar-LB"/>
+        </w:rPr>
+        <w:t>" (متى 8: 20).</w:t>
+      </w:r>
+    </w:p>
+    <w:p>
+      <w:pPr>
+        <w:rPr>
+          <w:rtl/>
+          <w:lang w:bidi="ar-LB"/>
+        </w:rPr>
+      </w:pPr>
+      <w:r>
+        <w:rPr>
+          <w:rFonts w:hint="cs"/>
+          <w:rtl/>
+          <w:lang w:bidi="ar-LB"/>
+        </w:rPr>
+        <w:t>"</w:t>
+      </w:r>
+      <w:r>
+        <w:rPr>
+          <w:rtl/>
+          <w:lang w:bidi="ar-LB"/>
+        </w:rPr>
+        <w:t>لِمِيرَاثٍ لاَ يَفْنَى وَلاَ يَتَدَنَّسُ وَلاَ يَضْمَحِلُّ، مَحْفُوظٌ فِي السَّمَاوَاتِ لأَجْلِكُمْ،</w:t>
+      </w:r>
+      <w:r>
+        <w:rPr>
+          <w:rFonts w:hint="cs"/>
+          <w:rtl/>
+          <w:lang w:bidi="ar-LB"/>
+        </w:rPr>
+        <w:t>" (1. بطرس 1: 4).</w:t>
+      </w:r>
+    </w:p>
+    <w:p>
+      <w:pPr>
+        <w:rPr>
+          <w:rtl/>
+          <w:lang w:bidi="ar-LB"/>
+        </w:rPr>
+      </w:pPr>
+      <w:r>
+        <w:rPr>
+          <w:rFonts w:hint="cs"/>
+          <w:rtl/>
+          <w:lang w:bidi="ar-LB"/>
+        </w:rPr>
+        <w:t>"</w:t>
+      </w:r>
+      <w:r>
+        <w:rPr>
+          <w:rtl/>
+          <w:lang w:bidi="ar-LB"/>
+        </w:rPr>
+        <w:t>إِلَى هذِهِ السَّاعَةِ نَجُوعُ وَنَعْطَشُ وَنَعْرَى وَنُلْكَمُ وَلَيْسَ لَنَا إِقَامَةٌ،</w:t>
+      </w:r>
+      <w:r>
+        <w:rPr>
+          <w:rFonts w:hint="cs"/>
+          <w:rtl/>
+          <w:lang w:bidi="ar-LB"/>
+        </w:rPr>
+        <w:t>" (1. كورنثوس 4: 11).</w:t>
+      </w:r>
+    </w:p>
+    <w:p>
+      <w:pPr>
+        <w:rPr>
+          <w:rtl/>
+          <w:lang w:bidi="ar-LB"/>
+        </w:rPr>
+      </w:pPr>
+      <w:r>
+        <w:rPr>
+          <w:rFonts w:hint="cs"/>
+          <w:rtl/>
+          <w:lang w:bidi="ar-LB"/>
+        </w:rPr>
+        <w:t>"</w:t>
+      </w:r>
+      <w:r>
+        <w:rPr>
+          <w:rtl/>
+          <w:lang w:bidi="ar-LB"/>
+        </w:rPr>
+        <w:t>اسْمَعُوا يَا إِخْوَتِي الأَحِبَّاءَ: أَمَا اخْتَارَ اللهُ فُقَرَاءَ هذَا الْعَالَمِ أَغْنِيَاءَ فِي الإِيمَانِ، وَوَرَثَةَ الْمَلَكُوتِ الَّذِي وَعَدَ بِهِ الَّذِينَ يُحِبُّونَهُ؟</w:t>
+      </w:r>
+      <w:r>
+        <w:rPr>
+          <w:rFonts w:hint="cs"/>
+          <w:rtl/>
+          <w:lang w:bidi="ar-LB"/>
+        </w:rPr>
+        <w:t>" (يعقوب 2: 5).</w:t>
+      </w:r>
+    </w:p>
+    <w:p>
+      <w:pPr>
+        <w:rPr>
+          <w:rtl/>
+          <w:lang w:bidi="ar-LB"/>
+        </w:rPr>
+      </w:pPr>
+      <w:r>
+        <w:rPr>
+          <w:rFonts w:hint="cs"/>
+          <w:rtl/>
+          <w:lang w:bidi="ar-LB"/>
+        </w:rPr>
+        <w:t>"</w:t>
+      </w:r>
+      <w:r>
+        <w:rPr>
+          <w:rtl/>
+          <w:lang w:bidi="ar-LB"/>
+        </w:rPr>
+        <w:t>سَيُخْرِجُونَكُمْ مِنَ الْمَجَامِعِ، بَلْ تَأْتِي سَاعَةٌ فِيهَا يَظُنُّ كُلُّ مَنْ يَقْتُلُكُمْ أَنَّهُ يُقَدِّمُ خِدْمَةً ِللهِ.</w:t>
+      </w:r>
+      <w:r>
+        <w:rPr>
+          <w:rFonts w:hint="cs"/>
+          <w:rtl/>
+          <w:lang w:bidi="ar-LB"/>
+        </w:rPr>
+        <w:t>" (يوحنا 16: 2).</w:t>
+      </w:r>
+    </w:p>
+    <w:p>
+      <w:pPr>
+        <w:rPr>
+          <w:rtl/>
+          <w:lang w:bidi="ar-LB"/>
+        </w:rPr>
+      </w:pPr>
+      <w:r>
+        <w:rPr>
+          <w:rFonts w:hint="cs"/>
+          <w:rtl/>
+          <w:lang w:bidi="ar-LB"/>
+        </w:rPr>
+        <w:t>"</w:t>
+      </w:r>
+      <w:r>
+        <w:rPr>
+          <w:rtl/>
+          <w:lang w:bidi="ar-LB"/>
+        </w:rPr>
+        <w:t>فَمَنْ وَضَعَ نَفْسَهُ مِثْلَ هذَا الْوَلَدِ فَهُوَ الأَعْظَمُ فِي مَلَكُوتِ السَّمَاوَاتِ.</w:t>
+      </w:r>
+      <w:r>
+        <w:rPr>
+          <w:rFonts w:hint="cs"/>
+          <w:rtl/>
+          <w:lang w:bidi="ar-LB"/>
+        </w:rPr>
+        <w:t>" (متى 18: 4).</w:t>
+      </w:r>
+    </w:p>
+    <w:p>
+      <w:pPr>
+        <w:rPr>
+          <w:rtl/>
+          <w:lang w:bidi="ar-LB"/>
+        </w:rPr>
+      </w:pPr>
+      <w:r>
+        <w:rPr>
+          <w:rFonts w:hint="cs"/>
+          <w:rtl/>
+          <w:lang w:bidi="ar-LB"/>
+        </w:rPr>
+        <w:t>بالطبع فلا يعني بذلك بأن اليهودي الذي آمن بالله لن يدخل الفردوس من بعد مماته. إن الفارق هو في الدافع ل</w:t>
+      </w:r>
+      <w:r>
+        <w:rPr>
+          <w:rFonts w:hint="cs"/>
+          <w:rtl/>
+          <w:lang w:bidi="ar-LB"/>
+        </w:rPr>
+        <w:t xml:space="preserve">يحيا </w:t>
+      </w:r>
+      <w:r>
+        <w:rPr>
+          <w:rFonts w:hint="cs"/>
+          <w:rtl/>
+          <w:lang w:bidi="ar-LB"/>
+        </w:rPr>
+        <w:t xml:space="preserve">حياة </w:t>
+      </w:r>
+      <w:r>
+        <w:rPr>
+          <w:rFonts w:hint="cs"/>
+          <w:rtl/>
+          <w:lang w:bidi="ar-LB"/>
+        </w:rPr>
+        <w:t>متفقة مع الله</w:t>
+      </w:r>
+      <w:r>
+        <w:rPr>
+          <w:rFonts w:hint="cs"/>
+          <w:rtl/>
+          <w:lang w:bidi="ar-LB"/>
+        </w:rPr>
+        <w:t xml:space="preserve"> في حالته قائم على بركات أرضية وليس على سماوية. وليس بحاجة أن نقول بأنه في زماننا لا اليهودي ولا الأممي يمكنه أن يخلص إلا بالإيمان بالرب يسوع المسيح حيث به كليهما يولدان من جديد (يوحنا 3: 3، 16)</w:t>
+      </w:r>
+      <w:r>
+        <w:rPr>
+          <w:rFonts w:hint="cs"/>
+          <w:rtl/>
+          <w:lang w:bidi="ar-LB"/>
+        </w:rPr>
+        <w:t xml:space="preserve"> ويُعمّدان لهذا "الجسد الواحد" (1. كورنثوس 12: 13)، أي الكنيسة (أفسس 1: 22 </w:t>
+      </w:r>
+      <w:r>
+        <w:rPr>
+          <w:rtl/>
+          <w:lang w:bidi="ar-LB"/>
+        </w:rPr>
+        <w:t>–</w:t>
+      </w:r>
+      <w:r>
+        <w:rPr>
+          <w:rFonts w:hint="cs"/>
+          <w:rtl/>
+          <w:lang w:bidi="ar-LB"/>
+        </w:rPr>
+        <w:t xml:space="preserve"> 23). في الكنيسة لم تعُد تفرقة ما بين اليهود والأمم (1. كورنثوس 12: 13؛ غلاطية 3: 28؛ أفسس 2: 14). لهذا حينما كتب الرسول بولس لأهل أفسس تكلم عنهم </w:t>
+      </w:r>
+      <w:proofErr w:type="spellStart"/>
+      <w:r>
+        <w:rPr>
+          <w:rFonts w:hint="cs"/>
+          <w:rtl/>
+          <w:lang w:bidi="ar-LB"/>
+        </w:rPr>
+        <w:t>كـ"</w:t>
+      </w:r>
+      <w:r>
+        <w:rPr>
+          <w:rtl/>
+          <w:lang w:bidi="ar-LB"/>
+        </w:rPr>
+        <w:t>الأُمَمُ</w:t>
+      </w:r>
+      <w:proofErr w:type="spellEnd"/>
+      <w:r>
+        <w:rPr>
+          <w:rtl/>
+          <w:lang w:bidi="ar-LB"/>
+        </w:rPr>
+        <w:t xml:space="preserve"> قَبْلاً فِي الْجَسَدِ</w:t>
+      </w:r>
+      <w:r>
+        <w:rPr>
+          <w:rFonts w:hint="cs"/>
+          <w:rtl/>
+          <w:lang w:bidi="ar-LB"/>
+        </w:rPr>
+        <w:t>" (أفسس 2: 11؛ وفي 1. كورنثوس 12: 2 مكتوب أيضًا: "...</w:t>
+      </w:r>
+      <w:r>
+        <w:rPr>
+          <w:rtl/>
+          <w:lang w:bidi="ar-LB"/>
+        </w:rPr>
+        <w:t>أَنَّكُمْ كُنْتُمْ أُمَمًا</w:t>
+      </w:r>
+      <w:r>
+        <w:rPr>
+          <w:rFonts w:hint="cs"/>
+          <w:rtl/>
+          <w:lang w:bidi="ar-LB"/>
+        </w:rPr>
+        <w:t>").</w:t>
+      </w:r>
+    </w:p>
+    <w:p>
+      <w:pPr>
+        <w:rPr>
+          <w:rtl/>
+          <w:lang w:bidi="ar-LB"/>
+        </w:rPr>
+      </w:pPr>
+      <w:r>
+        <w:rPr>
+          <w:rFonts w:hint="cs"/>
+          <w:rtl/>
+          <w:lang w:bidi="ar-LB"/>
+        </w:rPr>
+        <w:t>ويتضح التناقض ما بين إسرائيل والكنيسة أيضًا في قواعد التصرف التي أُعطيت لكليهما.</w:t>
+      </w:r>
+    </w:p>
+    <w:p>
+      <w:pPr>
+        <w:rPr>
+          <w:rtl/>
+          <w:lang w:bidi="ar-LB"/>
+        </w:rPr>
+      </w:pPr>
+      <w:hyperlink r:id="rId5" w:anchor=":~:text=Wenn%20der%20HERR%2C%20dein%20Gott%2C%20dich%20in" w:history="1">
+        <w:r>
+          <w:rPr>
+            <w:rStyle w:val="Hyperlink"/>
+            <w:rFonts w:hint="cs"/>
+            <w:rtl/>
+            <w:lang w:bidi="ar-LB"/>
+          </w:rPr>
+          <w:t>إسرائيل</w:t>
+        </w:r>
+      </w:hyperlink>
+    </w:p>
+    <w:p>
+      <w:pPr>
+        <w:rPr>
+          <w:lang w:bidi="ar-LB"/>
+        </w:rPr>
+      </w:pPr>
     </w:p>
     <w:sectPr>
       <w:pgSz w:w="11906" w:h="16838"/>
-      <w:pgMar w:top="1440" w:right="1800" w:bottom="1440" w:left="1800" w:header="708" w:footer="708" w:gutter="0"/>
+      <w:pgMar w:top="1440" w:right="1440" w:bottom="1440" w:left="1440" w:header="708" w:footer="708" w:gutter="0"/>
       <w:cols w:space="708"/>
-      <w:bidi/>
-      <w:rtlGutter/>
       <w:docGrid w:linePitch="360"/>
     </w:sectPr>
   </w:body>
@@ -302,7 +2946,7 @@
 </file>
 
 <file path=word/styles.xml><?xml version="1.0" encoding="utf-8"?>
-<w:styles xmlns:mc="http://schemas.openxmlformats.org/markup-compatibility/2006" xmlns:r="http://schemas.openxmlformats.org/officeDocument/2006/relationships" xmlns:w="http://schemas.openxmlformats.org/wordprocessingml/2006/main" xmlns:w14="http://schemas.microsoft.com/office/word/2010/wordml" xmlns:w15="http://schemas.microsoft.com/office/word/2012/wordml" xmlns:w16cid="http://schemas.microsoft.com/office/word/2016/wordml/cid" xmlns:w16se="http://schemas.microsoft.com/office/word/2015/wordml/symex" mc:Ignorable="w14 w15 w16se w16cid">
+<w:styles xmlns:mc="http://schemas.openxmlformats.org/markup-compatibility/2006" xmlns:r="http://schemas.openxmlformats.org/officeDocument/2006/relationships" xmlns:w="http://schemas.openxmlformats.org/wordprocessingml/2006/main" xmlns:w14="http://schemas.microsoft.com/office/word/2010/wordml" xmlns:w15="http://schemas.microsoft.com/office/word/2012/wordml" xmlns:w16cex="http://schemas.microsoft.com/office/word/2018/wordml/cex" xmlns:w16cid="http://schemas.microsoft.com/office/word/2016/wordml/cid" xmlns:w16="http://schemas.microsoft.com/office/word/2018/wordml" xmlns:w16du="http://schemas.microsoft.com/office/word/2023/wordml/word16du" xmlns:w16sdtdh="http://schemas.microsoft.com/office/word/2020/wordml/sdtdatahash" xmlns:w16se="http://schemas.microsoft.com/office/word/2015/wordml/symex" mc:Ignorable="w14 w15 w16se w16cid w16 w16cex w16sdtdh w16du">
   <w:docDefaults>
     <w:rPrDefault>
       <w:rPr>
@@ -310,11 +2954,14 @@
         <w:sz w:val="28"/>
         <w:szCs w:val="28"/>
         <w:lang w:val="en-US" w:eastAsia="en-US" w:bidi="ar-SA"/>
+        <w14:ligatures w14:val="standardContextual"/>
       </w:rPr>
     </w:rPrDefault>
     <w:pPrDefault>
       <w:pPr>
+        <w:bidi/>
         <w:spacing w:after="160" w:line="259" w:lineRule="auto"/>
+        <w:jc w:val="both"/>
       </w:pPr>
     </w:pPrDefault>
   </w:docDefaults>
@@ -699,9 +3346,6 @@
   <w:style w:type="paragraph" w:default="1" w:styleId="Normal">
     <w:name w:val="Normal"/>
     <w:qFormat/>
-    <w:pPr>
-      <w:bidi/>
-    </w:pPr>
   </w:style>
   <w:style w:type="character" w:default="1" w:styleId="DefaultParagraphFont">
     <w:name w:val="Default Paragraph Font"/>
@@ -735,7 +3379,7 @@
     <w:basedOn w:val="DefaultParagraphFont"/>
     <w:uiPriority w:val="99"/>
     <w:unhideWhenUsed/>
-    <w:rsid w:val="0043387F"/>
+    <w:rsid w:val="00BB791C"/>
     <w:rPr>
       <w:color w:val="0563C1" w:themeColor="hyperlink"/>
       <w:u w:val="single"/>
@@ -747,7 +3391,7 @@
     <w:uiPriority w:val="99"/>
     <w:semiHidden/>
     <w:unhideWhenUsed/>
-    <w:rsid w:val="0043387F"/>
+    <w:rsid w:val="00BB791C"/>
     <w:rPr>
       <w:color w:val="605E5C"/>
       <w:shd w:val="clear" w:color="auto" w:fill="E1DFDD"/>
